--- a/0800990-83.2026 - Ely Sandro/Contestação revisada - Ely Sandro Vaz e Silva.docx
+++ b/0800990-83.2026 - Ely Sandro/Contestação revisada - Ely Sandro Vaz e Silva.docx
@@ -144,7 +144,7 @@
         <w:jc w:val="both"/>
       </w:pPr>
       <w:r>
-        <w:t xml:space="preserve">A decisão de ID 100909958 determinou expressamente a apresentação de contestação no prazo de 15 dias, </w:t>
+        <w:t xml:space="preserve">A decisão de ID 100909958 determinou a apresentação de contestação no prazo de 15 dias, </w:t>
       </w:r>
       <w:r>
         <w:rPr>
@@ -156,7 +156,7 @@
         <w:t xml:space="preserve">estabelecendo que seu termo inicial observaria o art. 231 do Código de Processo Civil</w:t>
       </w:r>
       <w:r>
-        <w:t xml:space="preserve">. Assim, embora recebido o feito sob o rito da Lei nº 9.099/1995, a contagem deve considerar a disciplina expressamente indicada pelo próprio Juízo.</w:t>
+        <w:t xml:space="preserve">. Assim, embora recebido o feito sob o rito da Lei nº 9.099/1995, a contagem deve observar a disciplina expressamente indicada pelo próprio Juízo.</w:t>
       </w:r>
     </w:p>
     <w:p>
@@ -172,17 +172,10 @@
           <w:u w:val="single"/>
           <w:shd w:fill="CFE2F3" w:color="auto" w:val="clear"/>
         </w:rPr>
-        <w:t xml:space="preserve">O aviso de recebimento foi juntado aos autos em 11/09/2026, conforme ID 104623994.</w:t>
-      </w:r>
-    </w:p>
-    <w:p>
-      <w:pPr>
-        <w:spacing w:after="60" w:line="360"/>
-        <w:ind w:firstLine="850"/>
-        <w:jc w:val="both"/>
-      </w:pPr>
-      <w:r>
-        <w:t xml:space="preserve">Pois bem, excluído o dia do começo e computados apenas os dias úteis, a contagem iniciou-se em 14/09/2026 e encerra-se em 05/10/2026, considerando a exclusão do feriado municipal de 29/09/2026, Dia de São Miguel Arcanjo, previsto no calendário oficial do TJPI, nos termos da Lei Municipal nº 775/2013, cuja comprovação segue em anexo </w:t>
+        <w:t xml:space="preserve">O aviso de recebimento foi juntado aos autos em 11/09/2026 (ID 104623994).</w:t>
+      </w:r>
+      <w:r>
+        <w:t xml:space="preserve"> Excluído o dia do começo e computados apenas os dias úteis (arts. 219 e 224 do CPC e art. 12-A da Lei nº 9.099/1995), a contagem iniciou-se em 14/09/2026 e encerra-se em 05/10/2026, considerada a exclusão do feriado municipal de 29/09/2026, Dia de São Miguel Arcanjo (Lei Municipal nº 775/2013), previsto no calendário oficial do TJPI </w:t>
       </w:r>
       <w:r>
         <w:rPr>
@@ -194,16 +187,6 @@
       </w:r>
       <w:r>
         <w:t xml:space="preserve">.</w:t>
-      </w:r>
-    </w:p>
-    <w:p>
-      <w:pPr>
-        <w:spacing w:after="60" w:line="360"/>
-        <w:ind w:firstLine="850"/>
-        <w:jc w:val="both"/>
-      </w:pPr>
-      <w:r>
-        <w:t xml:space="preserve">Aplicam-se os arts. 219, 224 e 231, I, do CPC e o art. 12-A da Lei nº 9.099/1995:</w:t>
       </w:r>
     </w:p>
     <w:p>
@@ -224,7 +207,7 @@
           <w:sz w:val="18"/>
           <w:szCs w:val="18"/>
         </w:rPr>
-        <w:t xml:space="preserve">Art. 219.</w:t>
+        <w:t xml:space="preserve">Art. 231.</w:t>
       </w:r>
       <w:r>
         <w:rPr>
@@ -233,7 +216,7 @@
           <w:sz w:val="18"/>
           <w:szCs w:val="18"/>
         </w:rPr>
-        <w:t xml:space="preserve"> Na contagem de prazo em dias, estabelecido por lei ou </w:t>
+        <w:t xml:space="preserve"> </w:t>
       </w:r>
       <w:r>
         <w:rPr>
@@ -246,7 +229,7 @@
           <w:u w:val="single"/>
           <w:shd w:fill="CFE2F3" w:color="auto" w:val="clear"/>
         </w:rPr>
-        <w:t xml:space="preserve">pelo juiz</w:t>
+        <w:t xml:space="preserve">Salvo disposição em sentido diverso</w:t>
       </w:r>
       <w:r>
         <w:rPr>
@@ -255,29 +238,7 @@
           <w:sz w:val="18"/>
           <w:szCs w:val="18"/>
         </w:rPr>
-        <w:t xml:space="preserve">, computar-se-ão </w:t>
-      </w:r>
-      <w:r>
-        <w:rPr>
-          <w:b/>
-          <w:bCs/>
-          <w:i/>
-          <w:iCs/>
-          <w:sz w:val="18"/>
-          <w:szCs w:val="18"/>
-          <w:u w:val="single"/>
-          <w:shd w:fill="CFE2F3" w:color="auto" w:val="clear"/>
-        </w:rPr>
-        <w:t xml:space="preserve">somente os dias úteis</w:t>
-      </w:r>
-      <w:r>
-        <w:rPr>
-          <w:i/>
-          <w:iCs/>
-          <w:sz w:val="18"/>
-          <w:szCs w:val="18"/>
-        </w:rPr>
-        <w:t xml:space="preserve">.</w:t>
+        <w:t xml:space="preserve">, considera-se dia do começo do prazo:</w:t>
       </w:r>
     </w:p>
     <w:p>
@@ -291,126 +252,6 @@
       </w:pPr>
       <w:r>
         <w:rPr>
-          <w:i/>
-          <w:iCs/>
-          <w:sz w:val="18"/>
-          <w:szCs w:val="18"/>
-        </w:rPr>
-        <w:t xml:space="preserve">Parágrafo único. O disposto neste artigo aplica-se somente aos prazos processuais.</w:t>
-      </w:r>
-    </w:p>
-    <w:p>
-      <w:pPr>
-        <w:pBdr>
-          <w:top w:val="single" w:color="9AA0A6" w:sz="4" w:space="6"/>
-        </w:pBdr>
-        <w:spacing w:after="0" w:before="160" w:line="240"/>
-        <w:ind w:left="2270" w:right="570"/>
-        <w:jc w:val="both"/>
-      </w:pPr>
-      <w:r>
-        <w:rPr>
-          <w:b/>
-          <w:bCs/>
-          <w:i/>
-          <w:iCs/>
-          <w:sz w:val="18"/>
-          <w:szCs w:val="18"/>
-        </w:rPr>
-        <w:t xml:space="preserve">Art. 224.</w:t>
-      </w:r>
-      <w:r>
-        <w:rPr>
-          <w:i/>
-          <w:iCs/>
-          <w:sz w:val="18"/>
-          <w:szCs w:val="18"/>
-        </w:rPr>
-        <w:t xml:space="preserve"> Salvo disposição em contrário, os prazos serão contados excluindo o dia do começo e incluindo o dia do vencimento.</w:t>
-      </w:r>
-    </w:p>
-    <w:p>
-      <w:pPr>
-        <w:spacing w:after="0" w:before="0" w:line="240"/>
-        <w:ind w:left="2270" w:right="570"/>
-        <w:jc w:val="both"/>
-      </w:pPr>
-      <w:r>
-        <w:rPr>
-          <w:i/>
-          <w:iCs/>
-          <w:sz w:val="18"/>
-          <w:szCs w:val="18"/>
-        </w:rPr>
-        <w:t xml:space="preserve">§ 1º Os dias do começo e do vencimento do prazo serão protraídos para o primeiro dia útil seguinte, se coincidirem com dia em que o expediente forense for encerrado antes ou iniciado depois da hora normal ou houver indisponibilidade da comunicação eletrônica.</w:t>
-      </w:r>
-    </w:p>
-    <w:p>
-      <w:pPr>
-        <w:spacing w:after="0" w:before="0" w:line="240"/>
-        <w:ind w:left="2270" w:right="570"/>
-        <w:jc w:val="both"/>
-      </w:pPr>
-      <w:r>
-        <w:rPr>
-          <w:i/>
-          <w:iCs/>
-          <w:sz w:val="18"/>
-          <w:szCs w:val="18"/>
-        </w:rPr>
-        <w:t xml:space="preserve">§ 2º Considera-se como data de publicação o primeiro dia útil seguinte ao da disponibilização da informação no Diário da Justiça eletrônico.</w:t>
-      </w:r>
-    </w:p>
-    <w:p>
-      <w:pPr>
-        <w:pBdr>
-          <w:bottom w:val="single" w:color="9AA0A6" w:sz="4" w:space="6"/>
-        </w:pBdr>
-        <w:spacing w:after="200" w:before="0" w:line="240"/>
-        <w:ind w:left="2270" w:right="570"/>
-        <w:jc w:val="both"/>
-      </w:pPr>
-      <w:r>
-        <w:rPr>
-          <w:i/>
-          <w:iCs/>
-          <w:sz w:val="18"/>
-          <w:szCs w:val="18"/>
-        </w:rPr>
-        <w:t xml:space="preserve">§ 3º A contagem do prazo terá início no primeiro dia útil que seguir ao da publicação.</w:t>
-      </w:r>
-    </w:p>
-    <w:p>
-      <w:pPr>
-        <w:pBdr>
-          <w:top w:val="single" w:color="9AA0A6" w:sz="4" w:space="6"/>
-        </w:pBdr>
-        <w:spacing w:after="0" w:before="160" w:line="240"/>
-        <w:ind w:left="2270" w:right="570"/>
-        <w:jc w:val="both"/>
-      </w:pPr>
-      <w:r>
-        <w:rPr>
-          <w:b/>
-          <w:bCs/>
-          <w:i/>
-          <w:iCs/>
-          <w:sz w:val="18"/>
-          <w:szCs w:val="18"/>
-        </w:rPr>
-        <w:t xml:space="preserve">Art. 231.</w:t>
-      </w:r>
-      <w:r>
-        <w:rPr>
-          <w:i/>
-          <w:iCs/>
-          <w:sz w:val="18"/>
-          <w:szCs w:val="18"/>
-        </w:rPr>
-        <w:t xml:space="preserve"> </w:t>
-      </w:r>
-      <w:r>
-        <w:rPr>
           <w:b/>
           <w:bCs/>
           <w:i/>
@@ -420,39 +261,50 @@
           <w:u w:val="single"/>
           <w:shd w:fill="CFE2F3" w:color="auto" w:val="clear"/>
         </w:rPr>
-        <w:t xml:space="preserve">Salvo disposição em sentido diverso</w:t>
-      </w:r>
-      <w:r>
-        <w:rPr>
-          <w:i/>
-          <w:iCs/>
-          <w:sz w:val="18"/>
-          <w:szCs w:val="18"/>
-        </w:rPr>
-        <w:t xml:space="preserve">, considera-se dia do começo do prazo:</w:t>
-      </w:r>
-    </w:p>
-    <w:p>
-      <w:pPr>
-        <w:pBdr>
-          <w:bottom w:val="single" w:color="9AA0A6" w:sz="4" w:space="6"/>
-        </w:pBdr>
-        <w:spacing w:after="200" w:before="0" w:line="240"/>
-        <w:ind w:left="2270" w:right="570"/>
-        <w:jc w:val="both"/>
-      </w:pPr>
-      <w:r>
-        <w:rPr>
-          <w:b/>
-          <w:bCs/>
-          <w:i/>
-          <w:iCs/>
-          <w:sz w:val="18"/>
-          <w:szCs w:val="18"/>
+        <w:t xml:space="preserve">I - a data de juntada aos autos do aviso de recebimento, quando a citação ou a intimação for pelo correio;</w:t>
+      </w:r>
+    </w:p>
+    <w:p>
+      <w:pPr>
+        <w:spacing w:after="60" w:line="360"/>
+        <w:ind w:firstLine="850"/>
+        <w:jc w:val="both"/>
+      </w:pPr>
+      <w:r>
+        <w:t xml:space="preserve">Não se desconhece o Enunciado nº 13 do FONAJE, segundo o qual, nos Juizados Especiais, os prazos contam-se da ciência do ato, e não da juntada do comprovante. Ocorre que o próprio art. 231 do CPC ressalva a “disposição em sentido diverso” e, no caso, </w:t>
+      </w:r>
+      <w:r>
+        <w:rPr>
+          <w:b/>
+          <w:bCs/>
           <w:u w:val="single"/>
           <w:shd w:fill="CFE2F3" w:color="auto" w:val="clear"/>
         </w:rPr>
-        <w:t xml:space="preserve">I - a data de juntada aos autos do aviso de recebimento, quando a citação ou a intimação for pelo correio;</w:t>
+        <w:t xml:space="preserve">essa disposição é a própria decisão citatória</w:t>
+      </w:r>
+      <w:r>
+        <w:t xml:space="preserve">, que fixou de forma expressa o art. 231 do CPC como critério do termo inicial. Orientação genérica de enunciado não prevalece sobre comando judicial específico dirigido à parte, cuja observância é resguardada pelos princípios da boa-fé, da segurança jurídica e da proteção da confiança (arts. 5º e 6º do CPC). No mesmo sentido, o expediente de citação registrado no PJe indica o prazo acima </w:t>
+      </w:r>
+      <w:r>
+        <w:rPr>
+          <w:b/>
+          <w:bCs/>
+          <w:shd w:fill="FFF200" w:color="auto" w:val="clear"/>
+        </w:rPr>
+        <w:t xml:space="preserve">[Doc. 03 – captura do painel de expedientes do PJe; conferir antes de juntar]</w:t>
+      </w:r>
+      <w:r>
+        <w:t xml:space="preserve">.</w:t>
+      </w:r>
+    </w:p>
+    <w:p>
+      <w:pPr>
+        <w:spacing w:after="60" w:line="360"/>
+        <w:ind w:firstLine="850"/>
+        <w:jc w:val="both"/>
+      </w:pPr>
+      <w:r>
+        <w:t xml:space="preserve">Subsidiariamente, caso se entenda aplicável termo inicial diverso, requer-se o reconhecimento de justa causa, nos termos do art. 223, §§ 1º e 2º, do CPC, com o recebimento da defesa, conforme orientação da Corte Especial do STJ:</w:t>
       </w:r>
     </w:p>
     <w:p>
@@ -467,182 +319,12 @@
       </w:pPr>
       <w:r>
         <w:rPr>
-          <w:b/>
-          <w:bCs/>
-          <w:i/>
-          <w:iCs/>
-          <w:sz w:val="18"/>
-          <w:szCs w:val="18"/>
-        </w:rPr>
-        <w:t xml:space="preserve">Art. 12-A.</w:t>
-      </w:r>
-      <w:r>
-        <w:rPr>
-          <w:i/>
-          <w:iCs/>
-          <w:sz w:val="18"/>
-          <w:szCs w:val="18"/>
-        </w:rPr>
-        <w:t xml:space="preserve"> Na contagem de prazo em dias, estabelecido por lei ou pelo juiz, para a prática de qualquer ato processual, inclusive para a interposição de recursos, computar-se-ão </w:t>
-      </w:r>
-      <w:r>
-        <w:rPr>
-          <w:b/>
-          <w:bCs/>
-          <w:i/>
-          <w:iCs/>
-          <w:sz w:val="18"/>
-          <w:szCs w:val="18"/>
-          <w:u w:val="single"/>
-          <w:shd w:fill="CFE2F3" w:color="auto" w:val="clear"/>
-        </w:rPr>
-        <w:t xml:space="preserve">somente os dias úteis.</w:t>
-      </w:r>
-    </w:p>
-    <w:p>
-      <w:pPr>
-        <w:spacing w:after="60" w:line="360"/>
-        <w:ind w:firstLine="850"/>
-        <w:jc w:val="both"/>
-      </w:pPr>
-      <w:r>
-        <w:t xml:space="preserve">Registre-se que não se desconhece o Enunciado nº 13 do FONAJE, segundo o qual, nos Juizados Especiais, os prazos contam-se da data da intimação ou da ciência do ato, e não da juntada do comprovante. Ocorre que o próprio art. 231 do CPC ressalva as hipóteses de “disposição em sentido diverso” e, no caso concreto, </w:t>
-      </w:r>
-      <w:r>
-        <w:rPr>
-          <w:b/>
-          <w:bCs/>
-          <w:u w:val="single"/>
-          <w:shd w:fill="CFE2F3" w:color="auto" w:val="clear"/>
-        </w:rPr>
-        <w:t xml:space="preserve">a disposição em sentido diverso é a própria decisão citatória</w:t>
-      </w:r>
-      <w:r>
-        <w:t xml:space="preserve">, que fixou de forma expressa e individualizada o art. 231 do CPC como critério para o termo inicial. Orientação genérica de enunciado não pode prevalecer sobre comando judicial específico dirigido à parte.</w:t>
-      </w:r>
-    </w:p>
-    <w:p>
-      <w:pPr>
-        <w:spacing w:after="60" w:line="360"/>
-        <w:ind w:firstLine="850"/>
-        <w:jc w:val="both"/>
-      </w:pPr>
-      <w:r>
-        <w:rPr>
-          <w:b/>
-          <w:bCs/>
-          <w:u w:val="single"/>
-          <w:shd w:fill="CFE2F3" w:color="auto" w:val="clear"/>
-        </w:rPr>
-        <w:t xml:space="preserve">A observância do comando judicial deve ser resguardada pelos princípios da boa-fé, da segurança jurídica e da proteção da confiança (arts. 5º e 6º do CPC), impedindo que a parte seja prejudicada por adotar o critério de contagem expressamente fixado nos autos.</w:t>
-      </w:r>
-      <w:r>
-        <w:t xml:space="preserve"> No mesmo sentido, o expediente de citação registrado no sistema PJe indica o prazo nos termos acima </w:t>
-      </w:r>
-      <w:r>
-        <w:rPr>
-          <w:b/>
-          <w:bCs/>
-          <w:shd w:fill="FFF200" w:color="auto" w:val="clear"/>
-        </w:rPr>
-        <w:t xml:space="preserve">[Doc. 03 – captura do painel de expedientes do PJe; conferir antes de juntar]</w:t>
-      </w:r>
-      <w:r>
-        <w:t xml:space="preserve">.</w:t>
-      </w:r>
-    </w:p>
-    <w:p>
-      <w:pPr>
-        <w:spacing w:after="60" w:line="360"/>
-        <w:ind w:firstLine="850"/>
-        <w:jc w:val="both"/>
-      </w:pPr>
-      <w:r>
-        <w:t xml:space="preserve">Subsidiariamente, caso se entenda aplicável termo inicial diverso, requer-se o reconhecimento de justa causa, nos termos do art. 223 do CPC, com o recebimento da defesa:</w:t>
-      </w:r>
-    </w:p>
-    <w:p>
-      <w:pPr>
-        <w:pBdr>
-          <w:top w:val="single" w:color="9AA0A6" w:sz="4" w:space="6"/>
-        </w:pBdr>
-        <w:spacing w:after="0" w:before="160" w:line="240"/>
-        <w:ind w:left="2270" w:right="570"/>
-        <w:jc w:val="both"/>
-      </w:pPr>
-      <w:r>
-        <w:rPr>
           <w:i w:val="false"/>
           <w:iCs w:val="false"/>
           <w:sz w:val="18"/>
           <w:szCs w:val="18"/>
         </w:rPr>
-        <w:t xml:space="preserve">Art. 223. Decorrido o prazo, extingue-se o direito de praticar ou de emendar o ato processual, independentemente de declaração judicial, ficando assegurado, porém, à parte provar que não o realizou por justa causa.</w:t>
-      </w:r>
-    </w:p>
-    <w:p>
-      <w:pPr>
-        <w:spacing w:after="0" w:before="0" w:line="240"/>
-        <w:ind w:left="2270" w:right="570"/>
-        <w:jc w:val="both"/>
-      </w:pPr>
-      <w:r>
-        <w:rPr>
-          <w:i w:val="false"/>
-          <w:iCs w:val="false"/>
-          <w:sz w:val="18"/>
-          <w:szCs w:val="18"/>
-        </w:rPr>
-        <w:t xml:space="preserve">§ 1º Considera-se justa causa o evento alheio à vontade da parte e que a impediu de praticar o ato por si ou por mandatário.</w:t>
-      </w:r>
-    </w:p>
-    <w:p>
-      <w:pPr>
-        <w:pBdr>
-          <w:bottom w:val="single" w:color="9AA0A6" w:sz="4" w:space="6"/>
-        </w:pBdr>
-        <w:spacing w:after="200" w:before="0" w:line="240"/>
-        <w:ind w:left="2270" w:right="570"/>
-        <w:jc w:val="both"/>
-      </w:pPr>
-      <w:r>
-        <w:rPr>
-          <w:i w:val="false"/>
-          <w:iCs w:val="false"/>
-          <w:sz w:val="18"/>
-          <w:szCs w:val="18"/>
-        </w:rPr>
-        <w:t xml:space="preserve">§ 2º Verificada a justa causa, o juiz permitirá à parte a prática do ato no prazo que lhe assinar.</w:t>
-      </w:r>
-    </w:p>
-    <w:p>
-      <w:pPr>
-        <w:spacing w:after="60" w:line="360"/>
-        <w:ind w:firstLine="850"/>
-        <w:jc w:val="both"/>
-      </w:pPr>
-      <w:r>
-        <w:t xml:space="preserve">Invoca-se, por analogia, a orientação da Corte Especial do STJ no EAREsp 1.759.860, que reconheceu a relevância da confiança em informação equivocada do sistema judicial sobre o prazo para afastar a intempestividade:</w:t>
-      </w:r>
-    </w:p>
-    <w:p>
-      <w:pPr>
-        <w:pBdr>
-          <w:top w:val="single" w:color="9AA0A6" w:sz="4" w:space="6"/>
-          <w:bottom w:val="single" w:color="9AA0A6" w:sz="4" w:space="6"/>
-        </w:pBdr>
-        <w:spacing w:after="200" w:before="160" w:line="240"/>
-        <w:ind w:left="2270" w:right="570"/>
-        <w:jc w:val="both"/>
-      </w:pPr>
-      <w:r>
-        <w:rPr>
-          <w:i w:val="false"/>
-          <w:iCs w:val="false"/>
-          <w:sz w:val="18"/>
-          <w:szCs w:val="18"/>
-        </w:rPr>
-        <w:t xml:space="preserve">EMBARGOS DE DIVERGÊNCIA EM AGRAVO EM RECURSO ESPECIAL. PRAZO RECURSAL. INFORMAÇÃO CONSTANTE DO SISTEMA ELETRÔNICO DO TRIBUNAL DE ORIGEM. TERMO FINAL PARA INTERPOSIÇÃO DO RECURSO QUE CONSIDERA FERIADO LOCAL. AUSÊNCIA DE COMPROVAÇÃO DESTE NO ATO DE INTERPOSIÇÃO DO RECURSO. </w:t>
+        <w:t xml:space="preserve">EMBARGOS DE DIVERGÊNCIA EM AGRAVO EM RECURSO ESPECIAL. PRAZO RECURSAL. INFORMAÇÃO CONSTANTE DO SISTEMA ELETRÔNICO DO TRIBUNAL DE ORIGEM. (...) </w:t>
       </w:r>
       <w:r>
         <w:rPr>
@@ -664,7 +346,7 @@
           <w:sz w:val="18"/>
           <w:szCs w:val="18"/>
         </w:rPr>
-        <w:t xml:space="preserve">. 1. (...) 2. Embora seja ônus do advogado a prática dos atos processuais segundo as formas e prazos previstos em lei, o Código de Processo Civil abre a possibilidade de a parte indicar motivo justo para o seu eventual descumprimento, a fim de mitigar a exigência. Inteligência do caput e § 1º do art. 183 do Código de Processo Civil de 1973, reproduzido no art. 223, § 1º, do Código de Processo Civil de 2015. </w:t>
+        <w:t xml:space="preserve">. (...) 2. Embora seja ônus do advogado a prática dos atos processuais segundo as formas e prazos previstos em lei, o Código de Processo Civil abre a possibilidade de a parte indicar motivo justo para o seu eventual descumprimento, a fim de mitigar a exigência. (...) </w:t>
       </w:r>
       <w:r>
         <w:rPr>
@@ -677,7 +359,7 @@
           <w:u w:val="single"/>
           <w:shd w:fill="CFE2F3" w:color="auto" w:val="clear"/>
         </w:rPr>
-        <w:t xml:space="preserve">3. A falha induzida por informação equivocada prestada por sistema eletrônico de tribunal deve ser levada em consideração, em homenagem aos princípios da boa-fé e da confiança, para a aferição da tempestividade do recurso. Precedentes</w:t>
+        <w:t xml:space="preserve">3. A falha induzida por informação equivocada prestada por sistema eletrônico de tribunal deve ser levada em consideração, em homenagem aos princípios da boa-fé e da confiança, para a aferição da tempestividade do recurso.</w:t>
       </w:r>
       <w:r>
         <w:rPr>
@@ -686,27 +368,27 @@
           <w:sz w:val="18"/>
           <w:szCs w:val="18"/>
         </w:rPr>
-        <w:t xml:space="preserve">. 4. "Ainda que os dados disponibilizados pela internet sejam 'meramente informativos' e não substituam a publicação oficial (fundamento dos precedentes em contrário), isso não impede que se reconheça ter havido justa causa no descumprimento do prazo recursal pelo litigante (art. 183, caput, do CPC), induzido por erro cometido pelo próprio Tribunal" (REsp 1324432/SC, Rel. Ministro HERMAN BENJAMIN, CORTE ESPECIAL, DJe 10/05/2013). 5. Embargos de divergência acolhidos para afastar a intempestividade do agravo em recurso especial, com determinação de, após o transcurso do prazo recursal, remessa dos autos ao Ministro Relator para que prossiga no exame de admissibilidade do recurso. (STJ - EAREsp: 1759860 PI 2020/0240127-7, Relator.: Ministra LAURITA VAZ, Data de Julgamento: 16/03/2022, CE - CORTE ESPECIAL, Data de Publicação: DJe 21/03/2022) (grifo nosso)</w:t>
-      </w:r>
-    </w:p>
-    <w:p>
-      <w:pPr>
-        <w:spacing w:after="60" w:line="360"/>
-        <w:ind w:firstLine="850"/>
-        <w:jc w:val="both"/>
-      </w:pPr>
-      <w:r>
-        <w:t xml:space="preserve">No presente caso, a orientação consta da própria decisão que determinou a citação, situação ainda mais segura do que a informação meramente constante de sistema eletrônico.</w:t>
-      </w:r>
-    </w:p>
-    <w:p>
-      <w:pPr>
-        <w:spacing w:after="60" w:line="360"/>
-        <w:ind w:firstLine="850"/>
-        <w:jc w:val="both"/>
-      </w:pPr>
-      <w:r>
-        <w:t xml:space="preserve">Por fim, e apenas em atenção ao princípio da eventualidade, ainda que se cogitasse de intempestividade, a presunção de veracidade decorrente da revelia é relativa e não incide sobre alegações inverossímeis ou em contradição com a prova dos autos (art. 345, IV, do CPC), nem sobre matéria de direito. A incidência da imunidade parlamentar material (art. 29, VIII, da CF) é questão constitucional de ordem pública, aferível a partir das próprias mídias e transcrições juntadas pelo Autor, e este Juízo já registrou, em cognição sumária, a ausência de probabilidade do direito invocado (ID 100909958).</w:t>
+        <w:t xml:space="preserve"> (...) (STJ - EAREsp: 1759860 PI 2020/0240127-7, Relator.: Ministra LAURITA VAZ, Data de Julgamento: 16/03/2022, CE - CORTE ESPECIAL, Data de Publicação: DJe 21/03/2022) (grifo nosso)</w:t>
+      </w:r>
+    </w:p>
+    <w:p>
+      <w:pPr>
+        <w:spacing w:after="60" w:line="360"/>
+        <w:ind w:firstLine="850"/>
+        <w:jc w:val="both"/>
+      </w:pPr>
+      <w:r>
+        <w:t xml:space="preserve">No presente caso, a orientação consta da própria decisão que determinou a citação, situação ainda mais segura do que a informação constante de sistema eletrônico.</w:t>
+      </w:r>
+    </w:p>
+    <w:p>
+      <w:pPr>
+        <w:spacing w:after="60" w:line="360"/>
+        <w:ind w:firstLine="850"/>
+        <w:jc w:val="both"/>
+      </w:pPr>
+      <w:r>
+        <w:t xml:space="preserve">Por fim, apenas em atenção à eventualidade, a presunção de veracidade decorrente da revelia é relativa e não incide sobre alegações em contradição com a prova dos autos (art. 345, IV, do CPC), nem sobre matéria de direito. A incidência da imunidade parlamentar material é questão constitucional aferível a partir das próprias mídias e transcrições juntadas pelo Autor, tendo este Juízo já registrado a ausência de probabilidade do direito invocado (ID 100909958).</w:t>
       </w:r>
     </w:p>
     <w:p>
@@ -754,17 +436,7 @@
         <w:jc w:val="both"/>
       </w:pPr>
       <w:r>
-        <w:t xml:space="preserve">A inicial postula reparação, retratação e ordem de abstenção não apenas em favor do Autor, mas também de “seus familiares”, e funda parte relevante da pretensão em supostas ofensas dirigidas ao irmão do Autor (secretário municipal de Finanças), ao seu filho, à primeira-dama e a primo (“professor Denis”).</w:t>
-      </w:r>
-    </w:p>
-    <w:p>
-      <w:pPr>
-        <w:spacing w:after="60" w:line="360"/>
-        <w:ind w:firstLine="850"/>
-        <w:jc w:val="both"/>
-      </w:pPr>
-      <w:r>
-        <w:t xml:space="preserve">Ocorre que </w:t>
+        <w:t xml:space="preserve">A inicial postula reparação, retratação e abstenção em favor do Autor “e seus familiares”, fundando parte da pretensão em supostas ofensas ao irmão do Autor (secretário municipal de Finanças), ao seu filho, à primeira-dama e a primo (“professor Denis”). Contudo, </w:t>
       </w:r>
       <w:r>
         <w:rPr>
@@ -776,17 +448,17 @@
         <w:t xml:space="preserve">ninguém poderá pleitear direito alheio em nome próprio, salvo quando autorizado pelo ordenamento jurídico (art. 18 do CPC)</w:t>
       </w:r>
       <w:r>
-        <w:t xml:space="preserve">. Os direitos da personalidade são personalíssimos, e os familiares mencionados, todos maiores e capazes, não integram o polo ativo. O próprio Autor afirma litigar “na condição de pessoa física, na defesa de sua honra e imagem pessoais”.</w:t>
-      </w:r>
-    </w:p>
-    <w:p>
-      <w:pPr>
-        <w:spacing w:after="60" w:line="360"/>
-        <w:ind w:firstLine="850"/>
-        <w:jc w:val="both"/>
-      </w:pPr>
-      <w:r>
-        <w:t xml:space="preserve">Assim, requer-se o reconhecimento da ilegitimidade ativa do Autor quanto às pretensões fundadas em alegada ofensa à honra de terceiros, com a extinção do feito sem resolução do mérito nessa parte (art. 485, VI, do CPC), excluindo-se do pedido de abstenção a expressão “e seus familiares” e desconsiderando-se, para fins de responsabilidade e quantificação, as manifestações que digam respeito exclusivamente a terceiros.</w:t>
+        <w:t xml:space="preserve">. Os direitos da personalidade são personalíssimos, os familiares mencionados não integram o polo ativo e o próprio Autor afirma litigar “na defesa de sua honra e imagem pessoais”.</w:t>
+      </w:r>
+    </w:p>
+    <w:p>
+      <w:pPr>
+        <w:spacing w:after="60" w:line="360"/>
+        <w:ind w:firstLine="850"/>
+        <w:jc w:val="both"/>
+      </w:pPr>
+      <w:r>
+        <w:t xml:space="preserve">Requer-se, assim, o reconhecimento da ilegitimidade ativa quanto às pretensões fundadas em alegada ofensa a terceiros, com extinção do feito sem resolução do mérito nessa parte (art. 485, VI, do CPC), excluindo-se do pedido de abstenção a expressão “e seus familiares” e desconsiderando-se, para fins de responsabilidade e quantificação, as manifestações dirigidas exclusivamente a terceiros.</w:t>
       </w:r>
     </w:p>
     <w:p>
@@ -836,27 +508,17 @@
         <w:t xml:space="preserve">por qualquer meio</w:t>
       </w:r>
       <w:r>
-        <w:t xml:space="preserve">”, sob pena de multa.</w:t>
-      </w:r>
-    </w:p>
-    <w:p>
-      <w:pPr>
-        <w:spacing w:after="60" w:line="360"/>
-        <w:ind w:firstLine="850"/>
-        <w:jc w:val="both"/>
-      </w:pPr>
-      <w:r>
-        <w:t xml:space="preserve">O pedido é indeterminado (arts. 322 e 324 do CPC), pois não identifica conteúdo concreto algum: transfere ao momento da execução da multa a definição do que seria, no futuro, “calunioso”, “difamatório” ou “injurioso”, tornando o Réu, vereador em exercício e com dever constitucional de fiscalização, sujeito a sanção por manifestações que ainda não existem. Trata-se, em verdade, de tutela inibitória genérica que equivale a censura prévia, vedada pelo art. 5º, IX, e pelo art. 220, § 2º, da Constituição Federal, como assentado pelo Supremo Tribunal Federal na ADPF 130.</w:t>
-      </w:r>
-    </w:p>
-    <w:p>
-      <w:pPr>
-        <w:spacing w:after="60" w:line="360"/>
-        <w:ind w:firstLine="850"/>
-        <w:jc w:val="both"/>
-      </w:pPr>
-      <w:r>
-        <w:t xml:space="preserve">Requer-se, por isso, o indeferimento da inicial quanto a esse pedido (art. 330, § 1º, II, do CPC) ou, subsidiariamente, sua rejeição no mérito, nos termos adiante expostos.</w:t>
+        <w:t xml:space="preserve">”, sob pena de multa. O pedido é indeterminado (arts. 322 e 324 do CPC), pois não identifica conteúdo algum e transfere ao momento da execução da multa a definição do que seria, no futuro, ilícito, sujeitando vereador em exercício a sanção por manifestações ainda inexistentes. Trata-se de tutela inibitória genérica equivalente a censura prévia, vedada pelos arts. 5º, IX, e 220, § 2º, da Constituição Federal, conforme assentado pelo STF na ADPF 130.</w:t>
+      </w:r>
+    </w:p>
+    <w:p>
+      <w:pPr>
+        <w:spacing w:after="60" w:line="360"/>
+        <w:ind w:firstLine="850"/>
+        <w:jc w:val="both"/>
+      </w:pPr>
+      <w:r>
+        <w:t xml:space="preserve">Requer-se o indeferimento da inicial quanto a esse pedido (art. 330, § 1º, II, do CPC) ou, subsidiariamente, sua rejeição no mérito.</w:t>
       </w:r>
     </w:p>
     <w:p>
@@ -894,7 +556,7 @@
         <w:jc w:val="both"/>
       </w:pPr>
       <w:r>
-        <w:t xml:space="preserve">Tendo o feito sido recebido sob o rito da Lei nº 9.099/1995, a audiência de conciliação constitui etapa legalmente prevista (arts. 21 e 22 da Lei nº 9.099/1995), orientada pelos critérios da conciliação e da transação (art. 2º). O requerido manifesta </w:t>
+        <w:t xml:space="preserve">Recebido o feito sob o rito da Lei nº 9.099/1995, a audiência de conciliação constitui etapa legalmente prevista (arts. 21 e 22). O requerido manifesta </w:t>
       </w:r>
       <w:r>
         <w:rPr>
@@ -906,7 +568,7 @@
         <w:t xml:space="preserve">interesse</w:t>
       </w:r>
       <w:r>
-        <w:t xml:space="preserve"> na realização de audiência de conciliação, a ser designada por este Juízo, sem prejuízo da autocomposição a qualquer tempo (art. 3º, § 3º, do CPC).</w:t>
+        <w:t xml:space="preserve"> na sua designação, sem prejuízo da autocomposição a qualquer tempo (art. 3º, § 3º, do CPC).</w:t>
       </w:r>
     </w:p>
     <w:p>
@@ -936,27 +598,17 @@
         <w:jc w:val="both"/>
       </w:pPr>
       <w:r>
-        <w:t xml:space="preserve">O autor, atual Prefeito de Miguel Alves/PI, pretende converter manifestações de fiscalização da gestão municipal em fundamento para responsabilização civil de um vereador de oposição.</w:t>
-      </w:r>
-    </w:p>
-    <w:p>
-      <w:pPr>
-        <w:spacing w:after="60" w:line="360"/>
-        <w:ind w:firstLine="850"/>
-        <w:jc w:val="both"/>
-      </w:pPr>
-      <w:r>
-        <w:t xml:space="preserve">Para tanto, reúne sete publicações em redes sociais e pronunciamentos realizados na Câmara Municipal, atribuindo-lhes caráter exclusivamente ofensivo à sua honra e à de seus familiares, supostamente motivado por animosidade político-partidária.</w:t>
-      </w:r>
-    </w:p>
-    <w:p>
-      <w:pPr>
-        <w:spacing w:after="60" w:line="360"/>
-        <w:ind w:firstLine="850"/>
-        <w:jc w:val="both"/>
-      </w:pPr>
-      <w:r>
-        <w:t xml:space="preserve">Omite, contudo, dado essencial, que se extrai das próprias transcrições que juntou: </w:t>
+        <w:t xml:space="preserve">O Autor, atual Prefeito de Miguel Alves/PI, pretende converter manifestações de fiscalização da gestão municipal em fundamento para responsabilização civil de vereador de oposição. Para tanto, reúne sete vídeos publicados entre fevereiro e maio de 2026 e lhes atribui caráter exclusivamente ofensivo, imputando ao Réu calúnia, difamação e injúria a partir de trechos selecionados sobre a apreensão de numerário em poder do secretário municipal de Finanças, divergências entre valores empenhados e pagos, pagamentos de aluguel e o patrimônio da família do Autor.</w:t>
+      </w:r>
+    </w:p>
+    <w:p>
+      <w:pPr>
+        <w:spacing w:after="60" w:line="360"/>
+        <w:ind w:firstLine="850"/>
+        <w:jc w:val="both"/>
+      </w:pPr>
+      <w:r>
+        <w:t xml:space="preserve">A inicial omite, contudo, dado essencial, extraído das próprias transcrições que juntou: </w:t>
       </w:r>
       <w:r>
         <w:rPr>
@@ -968,241 +620,27 @@
         <w:t xml:space="preserve">a maior parte dos vídeos reproduz discursos proferidos na tribuna da Câmara Municipal, durante sessões legislativas</w:t>
       </w:r>
       <w:r>
-        <w:t xml:space="preserve">, posteriormente divulgados nas redes sociais do parlamentar, como se demonstrará de forma individualizada.</w:t>
-      </w:r>
-    </w:p>
-    <w:p>
-      <w:pPr>
-        <w:spacing w:after="60" w:line="360"/>
-        <w:ind w:firstLine="850"/>
-        <w:jc w:val="both"/>
-      </w:pPr>
-      <w:r>
-        <w:t xml:space="preserve">Esse enquadramento desconsidera o contexto dos pronunciamentos e a proteção constitucional conferida à atividade parlamentar pelos arts. 29, VIII, e 31 da Constituição Federal.</w:t>
-      </w:r>
-    </w:p>
-    <w:p>
-      <w:pPr>
-        <w:spacing w:after="60" w:line="360"/>
-        <w:ind w:firstLine="850"/>
-        <w:jc w:val="both"/>
-      </w:pPr>
-      <w:r>
-        <w:t xml:space="preserve">Segundo a inicial, o requerido teria associado a apreensão de dinheiro em poder do secretário municipal de Finanças, irmão do autor, a possíveis fraudes, desvio de recursos públicos e enriquecimento ilícito, exigindo seu afastamento.</w:t>
-      </w:r>
-    </w:p>
-    <w:p>
-      <w:pPr>
-        <w:spacing w:after="60" w:line="360"/>
-        <w:ind w:firstLine="850"/>
-        <w:jc w:val="both"/>
-      </w:pPr>
-      <w:r>
-        <w:t xml:space="preserve">A própria documentação apresentada, entretanto, confirma a ocorrência da apreensão e a instauração de investigação, acontecimentos que integravam o debate público e motivaram a cobrança de esclarecimentos.</w:t>
-      </w:r>
-    </w:p>
-    <w:p>
-      <w:pPr>
-        <w:spacing w:after="60" w:line="360"/>
-        <w:ind w:firstLine="850"/>
-        <w:jc w:val="both"/>
-      </w:pPr>
-      <w:r>
-        <w:t xml:space="preserve">A controvérsia exige, portanto, examinar a atuação fiscalizatória diante dos elementos então disponíveis, sem presumir finalidade exclusivamente ofensiva.</w:t>
-      </w:r>
-    </w:p>
-    <w:p>
-      <w:pPr>
-        <w:spacing w:after="60" w:line="360"/>
-        <w:ind w:firstLine="850"/>
-        <w:jc w:val="both"/>
-      </w:pPr>
-      <w:r>
-        <w:t xml:space="preserve">O autor também atribui ao requerido referências à organização criminosa, diferenças entre valores empenhados e pagos e possíveis irregularidades relacionadas ao aluguel de imóvel.</w:t>
-      </w:r>
-    </w:p>
-    <w:p>
-      <w:pPr>
-        <w:spacing w:after="60" w:line="360"/>
-        <w:ind w:firstLine="850"/>
-        <w:jc w:val="both"/>
-      </w:pPr>
-      <w:r>
-        <w:rPr>
-          <w:b/>
-          <w:bCs/>
-          <w:u w:val="single"/>
-          <w:shd w:fill="CFE2F3" w:color="auto" w:val="clear"/>
-        </w:rPr>
-        <w:t xml:space="preserve">Ao reunir esses episódios sob a afirmação genérica de que seriam acusações desprovidas de fundamento, a inicial despreza suas particularidades e os elementos que evidenciam o vínculo com o mandato, como a leitura de requerimento parlamentar, a apresentação de documentos e a discussão de despesas municipais.</w:t>
-      </w:r>
-    </w:p>
-    <w:p>
-      <w:pPr>
-        <w:spacing w:after="60" w:line="360"/>
-        <w:ind w:firstLine="850"/>
-        <w:jc w:val="both"/>
-      </w:pPr>
-      <w:r>
-        <w:t xml:space="preserve">As referências a veículos, imóveis, despesas com cursos de medicina e suposto financiamento de campanhas de familiares são igualmente apresentadas como ataques à vida privada.</w:t>
-      </w:r>
-    </w:p>
-    <w:p>
-      <w:pPr>
-        <w:spacing w:after="60" w:line="360"/>
-        <w:ind w:firstLine="850"/>
-        <w:jc w:val="both"/>
-      </w:pPr>
-      <w:r>
-        <w:t xml:space="preserve">Contudo, sua apreciação exige considerar a relação estabelecida nos pronunciamentos entre evolução patrimonial, rendimentos e possível utilização de recursos públicos.</w:t>
-      </w:r>
-    </w:p>
-    <w:p>
-      <w:pPr>
-        <w:spacing w:after="60" w:line="360"/>
-        <w:ind w:firstLine="850"/>
-        <w:jc w:val="both"/>
-      </w:pPr>
-      <w:r>
-        <w:rPr>
-          <w:b/>
-          <w:bCs/>
-          <w:u w:val="single"/>
-          <w:shd w:fill="CFE2F3" w:color="auto" w:val="clear"/>
-        </w:rPr>
-        <w:t xml:space="preserve">A existência de vínculos familiares não comprova irregularidade, mas tampouco afasta, por si, o interesse público de questionamentos efetivamente relacionados à Administração.</w:t>
-      </w:r>
-    </w:p>
-    <w:p>
-      <w:pPr>
-        <w:spacing w:after="60" w:line="360"/>
-        <w:ind w:firstLine="850"/>
-        <w:jc w:val="both"/>
-      </w:pPr>
-      <w:r>
-        <w:t xml:space="preserve">A inicial procura, ainda, transformar a referência à possibilidade de o vereador estar cometendo injúria, acompanhada da expressão “até que me prove o contrário”, em confissão de dolo.</w:t>
-      </w:r>
-    </w:p>
-    <w:p>
-      <w:pPr>
-        <w:spacing w:after="60" w:line="360"/>
-        <w:ind w:firstLine="850"/>
-        <w:jc w:val="both"/>
-      </w:pPr>
-      <w:r>
-        <w:t xml:space="preserve">Essa interpretação desconsidera a sequência do pronunciamento e a disposição de rever sua posição e de se redimir.</w:t>
-      </w:r>
-    </w:p>
-    <w:p>
-      <w:pPr>
-        <w:spacing w:after="60" w:line="360"/>
-        <w:ind w:firstLine="850"/>
-        <w:jc w:val="both"/>
-      </w:pPr>
-      <w:r>
-        <w:t xml:space="preserve">Reconhecer a possibilidade de equívoco não equivale a confessar a divulgação consciente de fatos falsos, nem altera a distribuição legal do ônus da prova nesta demanda.</w:t>
-      </w:r>
-    </w:p>
-    <w:p>
-      <w:pPr>
-        <w:spacing w:after="60" w:line="360"/>
-        <w:ind w:firstLine="850"/>
-        <w:jc w:val="both"/>
-      </w:pPr>
-      <w:r>
-        <w:t xml:space="preserve">Para sustentar a falsidade de todas as manifestações, o autor invoca o arquivamento do Inquérito Policial nº 0816146-68.2026.8.18.0140 e a restituição dos R$ 147.300,00 apreendidos.</w:t>
-      </w:r>
-    </w:p>
-    <w:p>
-      <w:pPr>
-        <w:spacing w:after="60" w:line="360"/>
-        <w:ind w:firstLine="850"/>
-        <w:jc w:val="both"/>
-      </w:pPr>
-      <w:r>
-        <w:t xml:space="preserve">A decisão registra elementos demonstrativos da origem lícita do numerário, mas possui objeto delimitado: não examinou todos os contratos e pagamentos municipais mencionados nas publicações, nem julgou a responsabilidade civil do requerido.</w:t>
-      </w:r>
-    </w:p>
-    <w:p>
-      <w:pPr>
-        <w:spacing w:after="60" w:line="360"/>
-        <w:ind w:firstLine="850"/>
-        <w:jc w:val="both"/>
-      </w:pPr>
-      <w:r>
-        <w:t xml:space="preserve">Além disso, as manifestações datadas de fevereiro a maio antecedem o arquivamento de 24 de junho de 2026, cujo resultado não comprova, retroativamente e por si só, conhecimento da falsidade ou má-fé do parlamentar.</w:t>
-      </w:r>
-    </w:p>
-    <w:p>
-      <w:pPr>
-        <w:spacing w:after="60" w:line="360"/>
-        <w:ind w:firstLine="850"/>
-        <w:jc w:val="both"/>
-      </w:pPr>
-      <w:r>
-        <w:t xml:space="preserve">Por fim, o autor sustenta que a permanência das publicações renovaria os danos a cada visualização e compartilhamento.</w:t>
-      </w:r>
-    </w:p>
-    <w:p>
-      <w:pPr>
-        <w:spacing w:after="60" w:line="360"/>
-        <w:ind w:firstLine="850"/>
-        <w:jc w:val="both"/>
-      </w:pPr>
-      <w:r>
-        <w:t xml:space="preserve">Esse argumento pressupõe justamente o que ainda precisa ser demonstrado: a existência de conteúdo juridicamente ilícito e não abrangido pela imunidade parlamentar.</w:t>
-      </w:r>
-    </w:p>
-    <w:p>
-      <w:pPr>
-        <w:spacing w:after="60" w:line="360"/>
-        <w:ind w:firstLine="850"/>
-        <w:jc w:val="both"/>
-      </w:pPr>
-      <w:r>
-        <w:t xml:space="preserve">A divulgação em rede social não elimina automaticamente a proteção funcional, e a alegação de repercussão negativa não dispensa o exame do contexto de cada manifestação.</w:t>
-      </w:r>
-    </w:p>
-    <w:p>
-      <w:pPr>
-        <w:spacing w:after="60" w:line="360"/>
-        <w:ind w:firstLine="850"/>
-        <w:jc w:val="both"/>
-      </w:pPr>
-      <w:r>
-        <w:t xml:space="preserve">O próprio Juízo, na decisão de ID 100909958, indeferiu a tutela de urgência por ausência de probabilidade suficiente do direito invocado, destacando que </w:t>
-      </w:r>
-      <w:r>
-        <w:rPr>
-          <w:b/>
-          <w:bCs/>
-          <w:u w:val="single"/>
-          <w:shd w:fill="CFE2F3" w:color="auto" w:val="clear"/>
-        </w:rPr>
-        <w:t xml:space="preserve">os arquivos apresentados não revelavam, naquele momento, que o requerido tenha excedido os limites da imunidade “em seus discursos no plenário da Câmara Municipal”</w:t>
-      </w:r>
-      <w:r>
-        <w:t xml:space="preserve">.</w:t>
-      </w:r>
-    </w:p>
-    <w:p>
-      <w:pPr>
-        <w:spacing w:after="60" w:line="360"/>
-        <w:ind w:firstLine="850"/>
-        <w:jc w:val="both"/>
-      </w:pPr>
-      <w:r>
-        <w:t xml:space="preserve">Embora não encerre o julgamento do mérito, esse pronunciamento já evidencia a insuficiência da leitura unilateral proposta na inicial para justificar a retirada das publicações e a restrição à atuação fiscalizatória do requerido.</w:t>
-      </w:r>
-    </w:p>
-    <w:p>
-      <w:pPr>
-        <w:spacing w:after="60" w:line="360"/>
-        <w:ind w:firstLine="850"/>
-        <w:jc w:val="both"/>
-      </w:pPr>
-      <w:r>
-        <w:t xml:space="preserve">Conforme se demonstrará, as manifestações questionadas estão vinculadas ao exercício da função fiscalizadora e amparadas pela imunidade parlamentar, inexistindo fundamento para a responsabilização civil do requerido, razão pela qual os pedidos devem ser julgados improcedentes.</w:t>
+        <w:t xml:space="preserve">, inclusive a leitura de requerimento de informações submetido ao Plenário, posteriormente divulgados nas redes sociais do parlamentar.</w:t>
+      </w:r>
+    </w:p>
+    <w:p>
+      <w:pPr>
+        <w:spacing w:after="60" w:line="360"/>
+        <w:ind w:firstLine="850"/>
+        <w:jc w:val="both"/>
+      </w:pPr>
+      <w:r>
+        <w:t xml:space="preserve">Para sustentar a falsidade de todas as manifestações, o Autor invoca o arquivamento do Inquérito Policial nº 0816146-68.2026.8.18.0140, que reconheceu a origem lícita dos R$ 147.300,00 apreendidos. Esse arquivamento, porém, data de 24/06/2026, posterior a todas as falas, e restringe-se ao numerário, sem examinar os demais pagamentos questionados.</w:t>
+      </w:r>
+    </w:p>
+    <w:p>
+      <w:pPr>
+        <w:spacing w:after="60" w:line="360"/>
+        <w:ind w:firstLine="850"/>
+        <w:jc w:val="both"/>
+      </w:pPr>
+      <w:r>
+        <w:t xml:space="preserve">Este Juízo, na decisão de ID 100909958, indeferiu a tutela de urgência por ausência de probabilidade do direito, com fundamento na imunidade parlamentar material. Conforme se demonstrará, as manifestações estão vinculadas ao exercício da função fiscalizadora e amparadas pela imunidade, razão pela qual os pedidos devem ser julgados improcedentes.</w:t>
       </w:r>
     </w:p>
     <w:p>
@@ -1260,7 +698,7 @@
         <w:jc w:val="both"/>
       </w:pPr>
       <w:r>
-        <w:t xml:space="preserve">A inicial não estabelece correspondência entre cada vídeo, sua data, sua URL e a respectiva transcrição. Cabe à defesa, portanto, demonstrar o que a petição inicial omitiu: </w:t>
+        <w:t xml:space="preserve">A inicial não estabelece correspondência entre cada vídeo, sua data, sua URL e a respectiva transcrição. Cabe à defesa demonstrar o que ela omitiu: </w:t>
       </w:r>
       <w:r>
         <w:rPr>
@@ -1269,20 +707,10 @@
           <w:u w:val="single"/>
           <w:shd w:fill="CFE2F3" w:color="auto" w:val="clear"/>
         </w:rPr>
-        <w:t xml:space="preserve">as próprias transcrições juntadas pelo Autor revelam que a maioria das falas impugnadas foi proferida em sessão da Câmara Municipal</w:t>
-      </w:r>
-      <w:r>
-        <w:t xml:space="preserve">, com interlocução direta com a Presidência e com os demais vereadores.</w:t>
-      </w:r>
-    </w:p>
-    <w:p>
-      <w:pPr>
-        <w:spacing w:after="60" w:line="360"/>
-        <w:ind w:firstLine="850"/>
-        <w:jc w:val="both"/>
-      </w:pPr>
-      <w:r>
-        <w:t xml:space="preserve">Confira-se, de forma individualizada:</w:t>
+        <w:t xml:space="preserve">as próprias transcrições juntadas pelo Autor revelam que a maioria das falas foi proferida em sessão da Câmara Municipal</w:t>
+      </w:r>
+      <w:r>
+        <w:t xml:space="preserve">, com interlocução direta com a Presidência e com os demais vereadores:</w:t>
       </w:r>
     </w:p>
     <w:tbl>
@@ -2271,7 +1699,7 @@
         <w:jc w:val="both"/>
       </w:pPr>
       <w:r>
-        <w:t xml:space="preserve">Como se vê, ao menos quatro das seis transcrições juntadas retratam discursos feitos </w:t>
+        <w:t xml:space="preserve">Ao menos quatro das seis transcrições retratam discursos feitos </w:t>
       </w:r>
       <w:r>
         <w:rPr>
@@ -2283,17 +1711,7 @@
         <w:t xml:space="preserve">no recinto da Câmara Municipal, durante a sessão legislativa</w:t>
       </w:r>
       <w:r>
-        <w:t xml:space="preserve">, e as demais tratam expressamente de documentos contábeis encaminhados àquela Casa. A divulgação posterior nas redes sociais do parlamentar não altera a natureza do ato: trata-se de transmissão, à população do Município, do conteúdo de pronunciamentos parlamentares, hipótese expressamente abrangida pela imunidade, como já registrado por este Juízo com apoio no AI 401.600 AgR (Rel. Min. Celso de Mello).</w:t>
-      </w:r>
-    </w:p>
-    <w:p>
-      <w:pPr>
-        <w:spacing w:after="60" w:line="360"/>
-        <w:ind w:firstLine="850"/>
-        <w:jc w:val="both"/>
-      </w:pPr>
-      <w:r>
-        <w:t xml:space="preserve">Para afastar qualquer dúvida, requer-se a requisição à Câmara Municipal de Miguel Alves das atas e das gravações integrais das sessões realizadas nas datas indicadas na inicial (27/02/2026, 13/03/2026, 27/03/2026 e 09/05/2026), nos termos do art. 438, I, do CPC.</w:t>
+        <w:t xml:space="preserve">, e as demais tratam expressamente de documentos contábeis encaminhados àquela Casa. Para afastar qualquer dúvida, requer-se a requisição à Câmara Municipal das atas e gravações integrais das sessões realizadas nas datas indicadas na inicial (27/02/2026, 13/03/2026, 27/03/2026 e 09/05/2026), nos termos do art. 438, I, do CPC.</w:t>
       </w:r>
     </w:p>
     <w:p>
@@ -2321,67 +1739,17 @@
           <w:i/>
           <w:iCs/>
         </w:rPr>
-        <w:t xml:space="preserve">Da descontextualização das manifestações sobre o numerário apreendido e de sua vinculação ao exercício da fiscalização parlamentar:</w:t>
-      </w:r>
-    </w:p>
-    <w:p>
-      <w:pPr>
-        <w:spacing w:after="60" w:line="360"/>
-        <w:ind w:firstLine="850"/>
-        <w:jc w:val="both"/>
-      </w:pPr>
-      <w:r>
-        <w:t xml:space="preserve">O Autor apresenta trechos das manifestações do Réu como imputações definitivas de fraude, desvio de recursos e participação em organização criminosa.</w:t>
-      </w:r>
-    </w:p>
-    <w:p>
-      <w:pPr>
-        <w:spacing w:after="60" w:line="360"/>
-        <w:ind w:firstLine="850"/>
-        <w:jc w:val="both"/>
-      </w:pPr>
-      <w:r>
-        <w:t xml:space="preserve">Entretanto, a leitura integral das transcrições que ele próprio juntou, sob os IDs 100391210 e 100391209, revela contexto substancialmente distinto: questionamentos sobre a origem e a destinação do numerário, cobrança de esclarecimentos e apresentação de requerimento parlamentar destinado à obtenção de informações.</w:t>
-      </w:r>
-    </w:p>
-    <w:p>
-      <w:pPr>
-        <w:spacing w:after="60" w:line="360"/>
-        <w:ind w:firstLine="850"/>
-        <w:jc w:val="both"/>
-      </w:pPr>
-      <w:r>
-        <w:t xml:space="preserve">No documento de ID 100391210, o Réu formula perguntas sobre a procedência dos valores e emprega expressamente a locução “possível fraude nos recursos públicos”.</w:t>
-      </w:r>
-    </w:p>
-    <w:p>
-      <w:pPr>
-        <w:spacing w:after="60" w:line="360"/>
-        <w:ind w:firstLine="850"/>
-        <w:jc w:val="both"/>
-      </w:pPr>
-      <w:r>
-        <w:t xml:space="preserve">A manifestação deve ser apreciada em seu conjunto, inclusive com a cobrança de explicações públicas e o pedido de acesso à declaração patrimonial do prefeito, elementos que evidenciam a finalidade de fiscalização da gestão municipal.</w:t>
-      </w:r>
-    </w:p>
-    <w:p>
-      <w:pPr>
-        <w:spacing w:after="60" w:line="360"/>
-        <w:ind w:firstLine="850"/>
-        <w:jc w:val="both"/>
-      </w:pPr>
-      <w:r>
-        <w:t xml:space="preserve">A alegação de suposta “confissão” não resiste à leitura integral da manifestação, inserida no exercício da fiscalização parlamentar e na cobrança de esclarecimentos sobre o numerário apreendido.</w:t>
-      </w:r>
-    </w:p>
-    <w:p>
-      <w:pPr>
-        <w:spacing w:after="60" w:line="360"/>
-        <w:ind w:firstLine="850"/>
-        <w:jc w:val="both"/>
-      </w:pPr>
-      <w:r>
-        <w:t xml:space="preserve">Ao reproduzir as expressões “de repente, eu posso estar aqui fazendo uma injúria, né?” e “Mas até que me prove o contrário”, o Autor </w:t>
+        <w:t xml:space="preserve">Das manifestações sobre o numerário apreendido:</w:t>
+      </w:r>
+    </w:p>
+    <w:p>
+      <w:pPr>
+        <w:spacing w:after="60" w:line="360"/>
+        <w:ind w:firstLine="850"/>
+        <w:jc w:val="both"/>
+      </w:pPr>
+      <w:r>
+        <w:t xml:space="preserve">A inicial apresenta trechos dos IDs 100391209 e 100391210 como imputações definitivas de fraude e de organização criminosa. A leitura integral revela outro contexto: perguntas sobre a procedência dos valores, cobrança de esclarecimentos, pedido de acesso à declaração de bens do prefeito e o uso expresso da locução “</w:t>
       </w:r>
       <w:r>
         <w:rPr>
@@ -2390,30 +1758,20 @@
           <w:u w:val="single"/>
           <w:shd w:fill="CFE2F3" w:color="auto" w:val="clear"/>
         </w:rPr>
-        <w:t xml:space="preserve">suprime justamente a ressalva “E aí, sendo assim, aí a gente vai ter que se recatar, ter que se redimir”</w:t>
-      </w:r>
-      <w:r>
-        <w:t xml:space="preserve">, além de desconsiderar que, imediatamente antes, o Réu solicita à Câmara a declaração de bens do prefeito referente ao primeiro mandato.</w:t>
-      </w:r>
-    </w:p>
-    <w:p>
-      <w:pPr>
-        <w:spacing w:after="60" w:line="360"/>
-        <w:ind w:firstLine="850"/>
-        <w:jc w:val="both"/>
-      </w:pPr>
-      <w:r>
-        <w:t xml:space="preserve">Nesse contexto, o parlamentar não confessa qualquer ilícito ou demonstra conhecimento conclusivo sobre a licitude ou ilicitude da origem dos valores, questão ainda sob apuração à época. A cobrança de esclarecimentos decorre do legítimo interesse inerente à sua função fiscalizatória, e a expressão “até que me prove o contrário” deve ser compreendida nesse contexto, sem ser convertida em inversão do ônus da prova ou em confissão inexistente.</w:t>
-      </w:r>
-    </w:p>
-    <w:p>
-      <w:pPr>
-        <w:spacing w:after="60" w:line="360"/>
-        <w:ind w:firstLine="850"/>
-        <w:jc w:val="both"/>
-      </w:pPr>
-      <w:r>
-        <w:t xml:space="preserve">Também não procede a leitura isolada da referência a “sinais claros de formação de organização criminosa”. Conforme o documento de ID 100391209, a expressão integra a justificativa de um </w:t>
+        <w:t xml:space="preserve">possível</w:t>
+      </w:r>
+      <w:r>
+        <w:t xml:space="preserve"> fraude nos recursos públicos”.</w:t>
+      </w:r>
+    </w:p>
+    <w:p>
+      <w:pPr>
+        <w:spacing w:after="60" w:line="360"/>
+        <w:ind w:firstLine="850"/>
+        <w:jc w:val="both"/>
+      </w:pPr>
+      <w:r>
+        <w:t xml:space="preserve">Quanto à suposta “confissão”, o Autor reproduz “de repente, eu posso estar aqui fazendo uma injúria, né?” e “Mas até que me prove o contrário”, mas </w:t>
       </w:r>
       <w:r>
         <w:rPr>
@@ -2422,41 +1780,20 @@
           <w:u w:val="single"/>
           <w:shd w:fill="CFE2F3" w:color="auto" w:val="clear"/>
         </w:rPr>
-        <w:t xml:space="preserve">requerimento lido em sessão da Câmara Municipal</w:t>
-      </w:r>
-      <w:r>
-        <w:t xml:space="preserve">, cujo objeto é expressamente identificado: oficiar o secretário municipal de Finanças para solicitar esclarecimentos sobre a apreensão de aproximadamente R$ 150 mil em espécie.</w:t>
-      </w:r>
-    </w:p>
-    <w:p>
-      <w:pPr>
-        <w:spacing w:after="60" w:line="360"/>
-        <w:ind w:firstLine="850"/>
-        <w:jc w:val="both"/>
-      </w:pPr>
-      <w:r>
-        <w:t xml:space="preserve">A mesma transcrição registra a referência a denúncias formais encaminhadas aos órgãos de controle externo </w:t>
-      </w:r>
-      <w:r>
-        <w:rPr>
-          <w:b/>
-          <w:bCs/>
-          <w:shd w:fill="FFF200" w:color="auto" w:val="clear"/>
-        </w:rPr>
-        <w:t xml:space="preserve">[Doc. 05 – protocolos]</w:t>
-      </w:r>
-      <w:r>
-        <w:t xml:space="preserve">, a invocação da transparência administrativa e a existência de versões contraditórias sobre o episódio.</w:t>
-      </w:r>
-    </w:p>
-    <w:p>
-      <w:pPr>
-        <w:spacing w:after="60" w:line="360"/>
-        <w:ind w:firstLine="850"/>
-        <w:jc w:val="both"/>
-      </w:pPr>
-      <w:r>
-        <w:t xml:space="preserve">Ao final, o Réu pede a aprovação do requerimento </w:t>
+        <w:t xml:space="preserve">suprime a ressalva intermediária: “E aí, sendo assim, aí a gente vai ter que se recatar, ter que se redimir”</w:t>
+      </w:r>
+      <w:r>
+        <w:t xml:space="preserve">. O trecho revela disposição de rever a posição diante de fato ainda sob apuração, e não confissão de falsidade ou inversão do ônus da prova.</w:t>
+      </w:r>
+    </w:p>
+    <w:p>
+      <w:pPr>
+        <w:spacing w:after="60" w:line="360"/>
+        <w:ind w:firstLine="850"/>
+        <w:jc w:val="both"/>
+      </w:pPr>
+      <w:r>
+        <w:t xml:space="preserve">Já a referência a “sinais claros de formação de organização criminosa” integra a justificativa de </w:t>
       </w:r>
       <w:r>
         <w:rPr>
@@ -2465,10 +1802,33 @@
           <w:u w:val="single"/>
           <w:shd w:fill="CFE2F3" w:color="auto" w:val="clear"/>
         </w:rPr>
+        <w:t xml:space="preserve">requerimento lido em sessão da Câmara</w:t>
+      </w:r>
+      <w:r>
+        <w:t xml:space="preserve">, cujo objeto era oficiar o secretário municipal de Finanças para que esclarecesse a apreensão. Na mesma fala, o Réu menciona as denúncias encaminhadas aos órgãos de controle externo </w:t>
+      </w:r>
+      <w:r>
+        <w:rPr>
+          <w:b/>
+          <w:bCs/>
+          <w:shd w:fill="FFF200" w:color="auto" w:val="clear"/>
+        </w:rPr>
+        <w:t xml:space="preserve">[Doc. 05 – protocolos]</w:t>
+      </w:r>
+      <w:r>
+        <w:t xml:space="preserve">, registra a existência de versões contraditórias e pede a aprovação do requerimento </w:t>
+      </w:r>
+      <w:r>
+        <w:rPr>
+          <w:b/>
+          <w:bCs/>
+          <w:u w:val="single"/>
+          <w:shd w:fill="CFE2F3" w:color="auto" w:val="clear"/>
+        </w:rPr>
         <w:t xml:space="preserve">“para o próprio secretário ter a oportunidade de apresentar essa documentação”</w:t>
       </w:r>
       <w:r>
-        <w:t xml:space="preserve">. Trata-se de contexto indispensável à compreensão da fala, pois evidencia que o pronunciamento acompanhava uma iniciativa parlamentar de obtenção de informações </w:t>
+        <w:t xml:space="preserve"> </w:t>
       </w:r>
       <w:r>
         <w:rPr>
@@ -2479,37 +1839,7 @@
         <w:t xml:space="preserve">[Doc. 04 – requerimento e ata da sessão de 27/03/2026]</w:t>
       </w:r>
       <w:r>
-        <w:t xml:space="preserve">.</w:t>
-      </w:r>
-    </w:p>
-    <w:p>
-      <w:pPr>
-        <w:spacing w:after="60" w:line="360"/>
-        <w:ind w:firstLine="850"/>
-        <w:jc w:val="both"/>
-      </w:pPr>
-      <w:r>
-        <w:t xml:space="preserve">A contundência das expressões utilizadas não dispensa o exame de sua vinculação ao mandato. O objeto do debate era a atuação do secretário municipal de Finanças, os esclarecimentos sobre valores apreendidos e a fiscalização da administração municipal. Especialmente quanto à leitura do requerimento em sessão, há relação direta entre o pronunciamento e a atividade parlamentar, devendo ser considerada a garantia prevista no art. 29, VIII, da Constituição Federal.</w:t>
-      </w:r>
-    </w:p>
-    <w:p>
-      <w:pPr>
-        <w:spacing w:after="60" w:line="360"/>
-        <w:ind w:firstLine="850"/>
-        <w:jc w:val="both"/>
-      </w:pPr>
-      <w:r>
-        <w:t xml:space="preserve">A defesa não extrai da apreensão, isoladamente, prova de origem ilícita dos valores. O ponto controvertido é outro: a inicial transforma questionamentos, suspeitas e cobranças de esclarecimentos em imputações conclusivas, mediante seleção de fragmentos que omite o objeto do requerimento, o pedido de documentação e a disposição expressa de revisão das afirmações.</w:t>
-      </w:r>
-    </w:p>
-    <w:p>
-      <w:pPr>
-        <w:spacing w:after="60" w:line="360"/>
-        <w:ind w:firstLine="850"/>
-        <w:jc w:val="both"/>
-      </w:pPr>
-      <w:r>
-        <w:t xml:space="preserve">Diante disso, requer-se que as manifestações sejam apreciadas integralmente, em seu contexto e com consideração de sua finalidade fiscalizatória, afastando-se a interpretação de que os trechos selecionados demonstrariam, por si, confissão de ilicitude ou imputação definitiva dos crimes apontados pelo Autor, com a rejeição da pretensão indenizatória fundada nesses episódios.</w:t>
+        <w:t xml:space="preserve">. Há, portanto, relação direta entre o pronunciamento e ato legislativo típico.</w:t>
       </w:r>
     </w:p>
     <w:p>
@@ -2537,37 +1867,17 @@
           <w:i/>
           <w:iCs/>
         </w:rPr>
-        <w:t xml:space="preserve">Da contextualização das manifestações sobre os empenhos e de sua finalidade fiscalizatória:</w:t>
-      </w:r>
-    </w:p>
-    <w:p>
-      <w:pPr>
-        <w:spacing w:after="60" w:line="360"/>
-        <w:ind w:firstLine="850"/>
-        <w:jc w:val="both"/>
-      </w:pPr>
-      <w:r>
-        <w:t xml:space="preserve">Também quanto aos empenhos nº 239 e nº 370, a inicial atribui caráter conclusivo a uma manifestação que, examinada integralmente, apresenta questionamentos decorrentes da análise dos balancetes municipais.</w:t>
-      </w:r>
-    </w:p>
-    <w:p>
-      <w:pPr>
-        <w:spacing w:after="60" w:line="360"/>
-        <w:ind w:firstLine="850"/>
-        <w:jc w:val="both"/>
-      </w:pPr>
-      <w:r>
-        <w:t xml:space="preserve">Conforme a transcrição de ID 100391206, o Réu inicia sua fala esclarecendo que atua no exercício da fiscalização da administração pública e que suas observações têm como fundamento os documentos encaminhados à Câmara Municipal, contexto diretamente relacionado ao desempenho do mandato.</w:t>
-      </w:r>
-    </w:p>
-    <w:p>
-      <w:pPr>
-        <w:spacing w:after="60" w:line="360"/>
-        <w:ind w:firstLine="850"/>
-        <w:jc w:val="both"/>
-      </w:pPr>
-      <w:r>
-        <w:t xml:space="preserve">Ao mencionar os valores, o parlamentar identifica os empenhos, as notas de liquidação e as notas fiscais, apontando o que apresenta como divergências em relação aos pagamentos </w:t>
+        <w:t xml:space="preserve">Das manifestações sobre os empenhos nº 239 e nº 370:</w:t>
+      </w:r>
+    </w:p>
+    <w:p>
+      <w:pPr>
+        <w:spacing w:after="60" w:line="360"/>
+        <w:ind w:firstLine="850"/>
+        <w:jc w:val="both"/>
+      </w:pPr>
+      <w:r>
+        <w:t xml:space="preserve">Na transcrição de ID 100391206, o Réu inicia esclarecendo que atua na fiscalização da administração com base nos balancetes encaminhados à Câmara e identifica os empenhos, as notas de liquidação, as notas fiscais e os valores pagos, apontando o que apresenta como divergências </w:t>
       </w:r>
       <w:r>
         <w:rPr>
@@ -2578,67 +1888,29 @@
         <w:t xml:space="preserve">[Doc. 06 – balancetes / notas de empenho 239 e 370]</w:t>
       </w:r>
       <w:r>
-        <w:t xml:space="preserve">.</w:t>
-      </w:r>
-    </w:p>
-    <w:p>
-      <w:pPr>
-        <w:spacing w:after="60" w:line="360"/>
-        <w:ind w:firstLine="850"/>
-        <w:jc w:val="both"/>
-      </w:pPr>
-      <w:r>
-        <w:t xml:space="preserve">A manifestação, portanto, possui referência documental específica, cuja correção deve ser examinada mediante confronto com os registros correspondentes, sem que a crítica possa ser tratada, por si só, como invenção deliberada ou ofensa pessoal desvinculada da função parlamentar. Registre-se que o Autor, embora detenha a guarda de tais documentos na qualidade de gestor, não trouxe aos autos nenhum elemento que infirme os valores apontados.</w:t>
-      </w:r>
-    </w:p>
-    <w:p>
-      <w:pPr>
-        <w:spacing w:after="60" w:line="360"/>
-        <w:ind w:firstLine="850"/>
-        <w:jc w:val="both"/>
-      </w:pPr>
-      <w:r>
-        <w:t xml:space="preserve">A expressão “verdadeiramente tenebrosa” qualifica a situação contábil descrita, enquanto a referência a “sinais claros e evidentes de possível enriquecimento ilícito” preserva expressamente o caráter de suspeita.</w:t>
-      </w:r>
-    </w:p>
-    <w:p>
-      <w:pPr>
-        <w:spacing w:after="60" w:line="360"/>
-        <w:ind w:firstLine="850"/>
-        <w:jc w:val="both"/>
-      </w:pPr>
-      <w:r>
-        <w:t xml:space="preserve">Embora contundente, a linguagem empregada deve ser compreendida no contexto da fiscalização dos gastos municipais, sem transformar a indicação de uma possível irregularidade em afirmação definitiva de responsabilidade do prefeito e de seus familiares.</w:t>
-      </w:r>
-    </w:p>
-    <w:p>
-      <w:pPr>
-        <w:spacing w:after="60" w:line="360"/>
-        <w:ind w:firstLine="850"/>
-        <w:jc w:val="both"/>
-      </w:pPr>
-      <w:r>
-        <w:t xml:space="preserve">A própria sequência da manifestação reforça essa finalidade, ao abordar despesas com limpeza pública e aquisição de livros, questionando sua aplicação e os resultados entregues à população.</w:t>
-      </w:r>
-    </w:p>
-    <w:p>
-      <w:pPr>
-        <w:spacing w:after="60" w:line="360"/>
-        <w:ind w:firstLine="850"/>
-        <w:jc w:val="both"/>
-      </w:pPr>
-      <w:r>
-        <w:t xml:space="preserve">Além disso, a referência ao possível enriquecimento ilícito aparece antes da exposição dos dois empenhos, no contexto geral das críticas à gestão, e não como conclusão definitiva extraída exclusivamente desses valores, como sugere a narrativa da inicial.</w:t>
-      </w:r>
-    </w:p>
-    <w:p>
-      <w:pPr>
-        <w:spacing w:after="60" w:line="360"/>
-        <w:ind w:firstLine="850"/>
-        <w:jc w:val="both"/>
-      </w:pPr>
-      <w:r>
-        <w:t xml:space="preserve">Assim, a transcrição não demonstra, por si, a inexistência das irregularidades apontadas. O que evidencia é uma manifestação fundada na análise declarada de documentos públicos e vinculada ao legítimo interesse de fiscalizar a administração municipal, devendo ser afastada a interpretação descontextualizada de que teria havido imputação conclusiva de fraude e enriquecimento ilícito.</w:t>
+        <w:t xml:space="preserve">. A manifestação possui referência documental específica, cuja correção depende de confronto com os registros correspondentes, e o Autor, embora detenha a guarda de tais documentos como gestor, não trouxe aos autos nenhum elemento que infirme os valores apontados.</w:t>
+      </w:r>
+    </w:p>
+    <w:p>
+      <w:pPr>
+        <w:spacing w:after="60" w:line="360"/>
+        <w:ind w:firstLine="850"/>
+        <w:jc w:val="both"/>
+      </w:pPr>
+      <w:r>
+        <w:t xml:space="preserve">A expressão “verdadeiramente tenebrosa” qualifica a situação contábil descrita, e a referência a “sinais claros e evidentes de </w:t>
+      </w:r>
+      <w:r>
+        <w:rPr>
+          <w:b/>
+          <w:bCs/>
+          <w:u w:val="single"/>
+          <w:shd w:fill="CFE2F3" w:color="auto" w:val="clear"/>
+        </w:rPr>
+        <w:t xml:space="preserve">possível</w:t>
+      </w:r>
+      <w:r>
+        <w:t xml:space="preserve"> enriquecimento ilícito” aparece antes da exposição dos empenhos, no contexto geral da crítica à gestão, preservando o caráter de suspeita. A sequência da fala, sobre limpeza pública e aquisição de livros, confirma a finalidade fiscalizatória.</w:t>
       </w:r>
     </w:p>
     <w:p>
@@ -2666,27 +1938,17 @@
           <w:i/>
           <w:iCs/>
         </w:rPr>
-        <w:t xml:space="preserve">Da contextualização das referências aos aluguéis, ao patrimônio familiar e ao suposto custeio de campanha com recursos públicos:</w:t>
-      </w:r>
-    </w:p>
-    <w:p>
-      <w:pPr>
-        <w:spacing w:after="60" w:line="360"/>
-        <w:ind w:firstLine="850"/>
-        <w:jc w:val="both"/>
-      </w:pPr>
-      <w:r>
-        <w:t xml:space="preserve">A inicial apresenta as referências ao patrimônio familiar, ao possível custeio de campanha com recursos públicos e à “possível formação de quadrilha” como acusações definitivas, desconsiderando o contexto de fiscalização da administração municipal em que foram proferidas.</w:t>
-      </w:r>
-    </w:p>
-    <w:p>
-      <w:pPr>
-        <w:spacing w:after="60" w:line="360"/>
-        <w:ind w:firstLine="850"/>
-        <w:jc w:val="both"/>
-      </w:pPr>
-      <w:r>
-        <w:t xml:space="preserve">Quanto aos aluguéis, a transcrição de ID 100391211 demonstra que o Réu menciona registros encontrados nos balancetes municipais, referentes ao mesmo imóvel e ao valor de R$ 3.036,00, pagos em nome de pessoa física e do Centro Educacional Malta </w:t>
+        <w:t xml:space="preserve">Das manifestações sobre aluguéis, patrimônio familiar e custeio de campanha:</w:t>
+      </w:r>
+    </w:p>
+    <w:p>
+      <w:pPr>
+        <w:spacing w:after="60" w:line="360"/>
+        <w:ind w:firstLine="850"/>
+        <w:jc w:val="both"/>
+      </w:pPr>
+      <w:r>
+        <w:t xml:space="preserve">Quanto aos aluguéis (ID 100391211), o Réu menciona registros dos balancetes referentes ao mesmo imóvel e ao mesmo valor de R$ 3.036,00, pagos em nome de pessoa física e do Centro Educacional Malta </w:t>
       </w:r>
       <w:r>
         <w:rPr>
@@ -2697,37 +1959,7 @@
         <w:t xml:space="preserve">[Doc. 07 – registros de pagamento]</w:t>
       </w:r>
       <w:r>
-        <w:t xml:space="preserve">.</w:t>
-      </w:r>
-    </w:p>
-    <w:p>
-      <w:pPr>
-        <w:spacing w:after="60" w:line="360"/>
-        <w:ind w:firstLine="850"/>
-        <w:jc w:val="both"/>
-      </w:pPr>
-      <w:r>
-        <w:t xml:space="preserve">Ao relacionar esses pagamentos ao professor Denis, apresentado na fala como primo do prefeito e pré-candidato, o parlamentar questiona a destinação dos recursos e o possível benefício político decorrente da despesa. É nesse contexto que afirma existirem “fortes indícios de crime” e “fortes indícios de possível formação de quadrilha”, acrescentando: “não sou eu que estou inventando, está aqui, estava lá nos balancetes”.</w:t>
-      </w:r>
-    </w:p>
-    <w:p>
-      <w:pPr>
-        <w:spacing w:after="60" w:line="360"/>
-        <w:ind w:firstLine="850"/>
-        <w:jc w:val="both"/>
-      </w:pPr>
-      <w:r>
-        <w:t xml:space="preserve">A referência possui, portanto, objeto administrativo determinado e fundamento documental explicitado, não podendo ser dissociada da fiscalização dos pagamentos municipais. As expressões “indícios” e “possível” também integram o sentido da manifestação e impedem que ela seja reproduzida como afirmação de uma conclusão definitivamente comprovada. Ademais, a fala é dirigida a terceiro que não integra a lide (art. 18 do CPC).</w:t>
-      </w:r>
-    </w:p>
-    <w:p>
-      <w:pPr>
-        <w:spacing w:after="60" w:line="360"/>
-        <w:ind w:firstLine="850"/>
-        <w:jc w:val="both"/>
-      </w:pPr>
-      <w:r>
-        <w:t xml:space="preserve">Nos itens (v) e (vi) da inicial, o Autor apresenta os questionamentos sobre patrimônio, despesas familiares e possível financiamento de campanha como imputações definitivas de origem ilícita dos recursos. Entretanto, a íntegra da transcrição de ID 100391208, </w:t>
+        <w:t xml:space="preserve">, e afirma existirem “fortes indícios” de “</w:t>
       </w:r>
       <w:r>
         <w:rPr>
@@ -2736,20 +1968,20 @@
           <w:u w:val="single"/>
           <w:shd w:fill="CFE2F3" w:color="auto" w:val="clear"/>
         </w:rPr>
-        <w:t xml:space="preserve">proferida da tribuna (“Já, já, presidente”)</w:t>
-      </w:r>
-      <w:r>
-        <w:t xml:space="preserve">, revela uma manifestação voltada à alegada incompatibilidade entre a remuneração do prefeito e os gastos mencionados pelo parlamentar.</w:t>
-      </w:r>
-    </w:p>
-    <w:p>
-      <w:pPr>
-        <w:spacing w:after="60" w:line="360"/>
-        <w:ind w:firstLine="850"/>
-        <w:jc w:val="both"/>
-      </w:pPr>
-      <w:r>
-        <w:t xml:space="preserve">Ao abordar as despesas com formação universitária, o Réu compara os custos que afirma suportar com seus próprios filhos à remuneração que atribui ao prefeito, formulando perguntas sobre a possibilidade de custear mensalidades e manter bens de elevado valor. Nesse desenvolvimento, utiliza as expressões “que eu saiba” e “supostamente”, além de declarar expressamente: </w:t>
+        <w:t xml:space="preserve">possível</w:t>
+      </w:r>
+      <w:r>
+        <w:t xml:space="preserve"> formação de quadrilha”, acrescentando: “não sou eu que estou inventando, está aqui, estava lá nos balancetes”. A fala tem objeto administrativo determinado, fundamento documental explicitado e é dirigida a terceiro que não integra a lide (art. 18 do CPC).</w:t>
+      </w:r>
+    </w:p>
+    <w:p>
+      <w:pPr>
+        <w:spacing w:after="60" w:line="360"/>
+        <w:ind w:firstLine="850"/>
+        <w:jc w:val="both"/>
+      </w:pPr>
+      <w:r>
+        <w:t xml:space="preserve">Quanto ao patrimônio e às despesas familiares (ID 100391208), a fala, </w:t>
       </w:r>
       <w:r>
         <w:rPr>
@@ -2758,40 +1990,10 @@
           <w:u w:val="single"/>
           <w:shd w:fill="CFE2F3" w:color="auto" w:val="clear"/>
         </w:rPr>
-        <w:t xml:space="preserve">“Mas eu vou investigar para ter a certeza”</w:t>
-      </w:r>
-      <w:r>
-        <w:t xml:space="preserve">. Essa ressalva é essencial à compreensão da fala, pois demonstra que o parlamentar não apresenta as informações como definitivamente verificadas.</w:t>
-      </w:r>
-    </w:p>
-    <w:p>
-      <w:pPr>
-        <w:spacing w:after="60" w:line="360"/>
-        <w:ind w:firstLine="850"/>
-        <w:jc w:val="both"/>
-      </w:pPr>
-      <w:r>
-        <w:t xml:space="preserve">A referência aos cursos de medicina integra esse questionamento sobre a capacidade financeira atribuída ao agente público. Embora alcance despesas relacionadas a seus familiares, não contém acusação de que o filho do Autor tenha praticado crime, participado de desvio ou tivesse conhecimento de eventual irregularidade. A inicial amplia, portanto, o sentido da manifestação ao tratar a referência ao custeio da formação como imputação individualizada de conduta ilícita ao estudante.</w:t>
-      </w:r>
-    </w:p>
-    <w:p>
-      <w:pPr>
-        <w:spacing w:after="60" w:line="360"/>
-        <w:ind w:firstLine="850"/>
-        <w:jc w:val="both"/>
-      </w:pPr>
-      <w:r>
-        <w:t xml:space="preserve">Quanto ao financiamento de campanha dos primos, a expressão “só pode ser com recurso público” é imediatamente acompanhada de “Muito provavelmente”. A formulação é contundente, mas sua apreciação exige considerar essa ressalva e o contexto em que o Réu questiona a compatibilidade entre rendimentos e despesas políticas, sem presumir, apenas pela linguagem empregada, que tivesse conhecimento da falsidade da suspeita.</w:t>
-      </w:r>
-    </w:p>
-    <w:p>
-      <w:pPr>
-        <w:spacing w:after="60" w:line="360"/>
-        <w:ind w:firstLine="850"/>
-        <w:jc w:val="both"/>
-      </w:pPr>
-      <w:r>
-        <w:t xml:space="preserve">Também as referências a fazendas, prédios e veículos, bem como o questionamento sobre a possibilidade de declarar determinado patrimônio (ID 100391207), devem ser compreendidas no debate sobre evolução patrimonial e capacidade financeira. Note-se que, nessa mesma fala, o Réu </w:t>
+        <w:t xml:space="preserve">proferida da tribuna (“Já, já, presidente”)</w:t>
+      </w:r>
+      <w:r>
+        <w:t xml:space="preserve">, compara a remuneração atribuída ao prefeito às despesas mencionadas, valendo-se das expressões “que eu saiba” e “supostamente” e da declaração expressa: </w:t>
       </w:r>
       <w:r>
         <w:rPr>
@@ -2800,20 +2002,32 @@
           <w:u w:val="single"/>
           <w:shd w:fill="CFE2F3" w:color="auto" w:val="clear"/>
         </w:rPr>
-        <w:t xml:space="preserve">expõe publicamente a sua própria declaração de imposto de renda e o contrato de aquisição do seu imóvel</w:t>
-      </w:r>
-      <w:r>
-        <w:t xml:space="preserve">, em resposta a reportagem que questionara o seu patrimônio, o que revela o caráter de debate sobre transparência patrimonial de agentes públicos, e não de ataque gratuito à vida privada.</w:t>
-      </w:r>
-    </w:p>
-    <w:p>
-      <w:pPr>
-        <w:spacing w:after="60" w:line="360"/>
-        <w:ind w:firstLine="850"/>
-        <w:jc w:val="both"/>
-      </w:pPr>
-      <w:r>
-        <w:t xml:space="preserve">Assim, a análise das falas deve preservar as ressalvas, os questionamentos e sua finalidade fiscalizatória, afastando a leitura de que constituiriam, por si, imputações conclusivas e conscientemente falsas contra o Autor ou seus familiares.</w:t>
+        <w:t xml:space="preserve">“Mas eu vou investigar para ter a certeza”</w:t>
+      </w:r>
+      <w:r>
+        <w:t xml:space="preserve">. A referência aos cursos de medicina não imputa ao filho do Autor qualquer conduta ilícita, e a afirmação sobre o custeio de campanha dos primos (“só pode ser com recurso público”) vem imediatamente acompanhada de “Muito provavelmente”.</w:t>
+      </w:r>
+    </w:p>
+    <w:p>
+      <w:pPr>
+        <w:spacing w:after="60" w:line="360"/>
+        <w:ind w:firstLine="850"/>
+        <w:jc w:val="both"/>
+      </w:pPr>
+      <w:r>
+        <w:t xml:space="preserve">Na fala de ID 100391207, por sua vez, o Réu responde a reportagem que questionara o seu próprio patrimônio, </w:t>
+      </w:r>
+      <w:r>
+        <w:rPr>
+          <w:b/>
+          <w:bCs/>
+          <w:u w:val="single"/>
+          <w:shd w:fill="CFE2F3" w:color="auto" w:val="clear"/>
+        </w:rPr>
+        <w:t xml:space="preserve">expondo publicamente sua declaração de imposto de renda e o contrato de aquisição do seu imóvel</w:t>
+      </w:r>
+      <w:r>
+        <w:t xml:space="preserve">, o que evidencia debate sobre transparência patrimonial de agentes públicos, e não ataque gratuito à vida privada.</w:t>
       </w:r>
     </w:p>
     <w:p>
@@ -2851,7 +2065,7 @@
         <w:jc w:val="both"/>
       </w:pPr>
       <w:r>
-        <w:t xml:space="preserve">Sem negar a autoria dos pronunciamentos, o Réu impugna, de forma específica, a </w:t>
+        <w:t xml:space="preserve">Sem negar a autoria dos pronunciamentos, o Réu impugna especificamente a </w:t>
       </w:r>
       <w:r>
         <w:rPr>
@@ -2863,7 +2077,7 @@
         <w:t xml:space="preserve">completude e a fidedignidade</w:t>
       </w:r>
       <w:r>
-        <w:t xml:space="preserve"> do material apresentado como prova do seu conteúdo, nos termos do art. 436, II e III, do CPC, pelas seguintes razões:</w:t>
+        <w:t xml:space="preserve"> do material apresentado como prova do seu conteúdo (art. 436, II e III, do CPC):</w:t>
       </w:r>
     </w:p>
     <w:p>
@@ -2879,7 +2093,7 @@
         <w:t xml:space="preserve">1.	</w:t>
       </w:r>
       <w:r>
-        <w:t xml:space="preserve">o relatório Verifact (ID 100391201), produzido em 23/06/2026 sob o título “Postagens Ely Sandro – Queixa Crime”, contém apenas 2min33s de vídeo-captura para sete publicações, prestando-se a demonstrar a existência das postagens naquela data, e não o seu conteúdo integral;</w:t>
+        <w:t xml:space="preserve">o relatório Verifact (ID 100391201), produzido em 23/06/2026 sob o título “Postagens Ely Sandro – Queixa Crime”, contém apenas 2min33s de vídeo-captura para sete publicações, demonstrando a existência das postagens naquela data, e não o seu conteúdo integral;</w:t>
       </w:r>
     </w:p>
     <w:p>
@@ -2895,7 +2109,7 @@
         <w:t xml:space="preserve">2.	</w:t>
       </w:r>
       <w:r>
-        <w:t xml:space="preserve">não há qualquer captura de tela do “Vídeo 07”, que não possui sequer data indicada na inicial;</w:t>
+        <w:t xml:space="preserve">não há captura de tela do “Vídeo 07”, que sequer tem data indicada na inicial;</w:t>
       </w:r>
     </w:p>
     <w:p>
@@ -2911,7 +2125,7 @@
         <w:t xml:space="preserve">3.	</w:t>
       </w:r>
       <w:r>
-        <w:t xml:space="preserve">as transcrições (IDs 100391206 a 100391211) foram elaboradas unilateralmente, a partir de arquivos obtidos por ferramenta de terceiros (“FDownloader”), sem cadeia de custódia, e contêm erros evidentes de transcrição (“família Rebeiro”, “professor Concussado Botelinco”, “Elisandro Weiss e Silva”), além de não indicarem a qual vídeo, URL e data cada uma corresponde;</w:t>
+        <w:t xml:space="preserve">as transcrições (IDs 100391206 a 100391211) foram elaboradas unilateralmente, a partir de arquivos obtidos por ferramenta de terceiros (“FDownloader”), sem cadeia de custódia, contêm erros evidentes (“família Rebeiro”, “professor Concussado Botelinco”, “Elisandro Weiss e Silva”) e não indicam a qual vídeo, URL e data correspondem;</w:t>
       </w:r>
     </w:p>
     <w:p>
@@ -2927,17 +2141,37 @@
         <w:t xml:space="preserve">4.	</w:t>
       </w:r>
       <w:r>
-        <w:t xml:space="preserve">os trechos citados na inicial foram extraídos de forma seletiva, com supressão das ressalvas que lhes conferem sentido, como demonstrado acima.</w:t>
-      </w:r>
-    </w:p>
-    <w:p>
-      <w:pPr>
-        <w:spacing w:after="60" w:line="360"/>
-        <w:ind w:firstLine="850"/>
-        <w:jc w:val="both"/>
-      </w:pPr>
-      <w:r>
-        <w:t xml:space="preserve">Requer-se, por isso, que as transcrições não sejam tomadas como reprodução fiel e integral das falas, prevalecendo, em caso de divergência, o teor integral das mídias e das gravações oficiais das sessões legislativas.</w:t>
+        <w:t xml:space="preserve">os trechos citados na inicial foram extraídos de forma seletiva, com supressão das ressalvas que lhes conferem sentido.</w:t>
+      </w:r>
+    </w:p>
+    <w:p>
+      <w:pPr>
+        <w:spacing w:after="60" w:line="360"/>
+        <w:ind w:firstLine="850"/>
+        <w:jc w:val="both"/>
+      </w:pPr>
+      <w:r>
+        <w:t xml:space="preserve">Requer-se que as transcrições não sejam tomadas como reprodução fiel e integral das falas, prevalecendo, em caso de divergência, o teor integral das mídias e das gravações oficiais das sessões.</w:t>
+      </w:r>
+    </w:p>
+    <w:p>
+      <w:pPr>
+        <w:shd w:fill="123BB8" w:color="auto" w:val="clear"/>
+        <w:tabs>
+          <w:tab w:val="left" w:pos="1000"/>
+        </w:tabs>
+        <w:spacing w:after="240" w:before="360" w:line="360"/>
+        <w:ind w:left="0"/>
+      </w:pPr>
+      <w:r>
+        <w:rPr>
+          <w:b/>
+          <w:bCs/>
+          <w:i/>
+          <w:iCs/>
+          <w:color w:val="FFFFFF"/>
+        </w:rPr>
+        <w:t xml:space="preserve">	Do mérito.</w:t>
       </w:r>
     </w:p>
     <w:p>
@@ -2956,6 +2190,772 @@
           <w:i/>
           <w:iCs/>
         </w:rPr>
+        <w:t xml:space="preserve">a.	</w:t>
+      </w:r>
+      <w:r>
+        <w:rPr>
+          <w:b/>
+          <w:bCs/>
+          <w:i/>
+          <w:iCs/>
+        </w:rPr>
+        <w:t xml:space="preserve">Da imunidade parlamentar material, nos termos do art. 29, inciso VIII, da Constituição Federal:</w:t>
+      </w:r>
+    </w:p>
+    <w:p>
+      <w:pPr>
+        <w:spacing w:after="60" w:line="360"/>
+        <w:ind w:firstLine="850"/>
+        <w:jc w:val="both"/>
+      </w:pPr>
+      <w:r>
+        <w:t xml:space="preserve">A Constituição Federal de 1988, ao disciplinar a organização político-administrativa dos Municípios, assegura aos Vereadores, no art. 29, inciso VIII, a garantia da inviolabilidade por suas opiniões, palavras e votos, no exercício do mandato e na circunscrição do Município. </w:t>
+      </w:r>
+      <w:r>
+        <w:rPr>
+          <w:i/>
+          <w:iCs/>
+        </w:rPr>
+        <w:t xml:space="preserve">In verbis</w:t>
+      </w:r>
+      <w:r>
+        <w:t xml:space="preserve">:</w:t>
+      </w:r>
+    </w:p>
+    <w:p>
+      <w:pPr>
+        <w:pBdr>
+          <w:top w:val="single" w:color="9AA0A6" w:sz="4" w:space="6"/>
+        </w:pBdr>
+        <w:spacing w:after="0" w:before="160" w:line="240"/>
+        <w:ind w:left="2270" w:right="570"/>
+        <w:jc w:val="both"/>
+      </w:pPr>
+      <w:r>
+        <w:rPr>
+          <w:b/>
+          <w:bCs/>
+          <w:i/>
+          <w:iCs/>
+          <w:sz w:val="18"/>
+          <w:szCs w:val="18"/>
+        </w:rPr>
+        <w:t xml:space="preserve">Art. 29</w:t>
+      </w:r>
+      <w:r>
+        <w:rPr>
+          <w:i/>
+          <w:iCs/>
+          <w:sz w:val="18"/>
+          <w:szCs w:val="18"/>
+        </w:rPr>
+        <w:t xml:space="preserve"> [...]</w:t>
+      </w:r>
+    </w:p>
+    <w:p>
+      <w:pPr>
+        <w:pBdr>
+          <w:bottom w:val="single" w:color="9AA0A6" w:sz="4" w:space="6"/>
+        </w:pBdr>
+        <w:spacing w:after="200" w:before="0" w:line="240"/>
+        <w:ind w:left="2270" w:right="570"/>
+        <w:jc w:val="both"/>
+      </w:pPr>
+      <w:r>
+        <w:rPr>
+          <w:i/>
+          <w:iCs/>
+          <w:sz w:val="18"/>
+          <w:szCs w:val="18"/>
+        </w:rPr>
+        <w:t xml:space="preserve">VIII - inviolabilidade dos Vereadores por suas opiniões, palavras e votos no exercício do mandato e na circunscrição do Município; (Renumerado do inciso VI, pela Emenda Constitucional nº 1, de 1992)</w:t>
+      </w:r>
+    </w:p>
+    <w:p>
+      <w:pPr>
+        <w:spacing w:after="60" w:line="360"/>
+        <w:ind w:firstLine="850"/>
+        <w:jc w:val="both"/>
+      </w:pPr>
+      <w:r>
+        <w:t xml:space="preserve">Trata-se de prerrogativa constitucional de natureza material, distinta e autônoma em relação a eventuais imunidades de caráter processual, cujo escopo é assegurar ao parlamentar municipal a liberdade necessária ao pleno exercício da função fiscalizadora e representativa que lhe é conferida pelo mandato eletivo, sem o temor de represálias judiciais por manifestações vinculadas à atividade parlamentar.</w:t>
+      </w:r>
+    </w:p>
+    <w:p>
+      <w:pPr>
+        <w:spacing w:after="60" w:line="360"/>
+        <w:ind w:firstLine="850"/>
+        <w:jc w:val="both"/>
+      </w:pPr>
+      <w:r>
+        <w:t xml:space="preserve">Nesse sentido, tem-se o seguinte precedente de observância obrigatória do Supremo Tribunal Federal:</w:t>
+      </w:r>
+    </w:p>
+    <w:p>
+      <w:pPr>
+        <w:pBdr>
+          <w:top w:val="single" w:color="9AA0A6" w:sz="4" w:space="6"/>
+        </w:pBdr>
+        <w:spacing w:after="0" w:before="160" w:line="240"/>
+        <w:ind w:left="2270" w:right="570"/>
+        <w:jc w:val="both"/>
+      </w:pPr>
+      <w:r>
+        <w:rPr>
+          <w:i w:val="false"/>
+          <w:iCs w:val="false"/>
+          <w:sz w:val="18"/>
+          <w:szCs w:val="18"/>
+        </w:rPr>
+        <w:t xml:space="preserve">CONSTITUCIONAL. RECURSO EXTRAORDINÁRIO. INVIOLABILIDADE CIVIL DAS OPINIÕES, PALAVRAS E VOTOS DE VEREADORES. PROTEÇÃO ADICIONAL À LIBERDADE DE EXPRESSÃO. AFASTAMENTO DA REPRIMENDA JUDICIAL POR OFENSAS MANIFESTADAS NO EXERCÍCIO DO MANDATO E NA CIRCUNSCRIÇÃO DO MUNICÍPIO. PROVIMENTO DO RECURSO. 1. Vereador que, em sessão da Câmara, teria se manifestado de forma a ofender ex-vereador, afirmando que este “apoiou a corrupção [...], a ladroeira, [...] a sem-vergonhice”, sendo pessoa sem dignidade e sem moral. 2. Observância, no caso, dos limites previstos no art. 29, VIII, da Constituição: manifestação proferida no exercício do mandato e na circunscrição do Município. </w:t>
+      </w:r>
+      <w:r>
+        <w:rPr>
+          <w:b/>
+          <w:bCs/>
+          <w:i w:val="false"/>
+          <w:iCs w:val="false"/>
+          <w:sz w:val="18"/>
+          <w:szCs w:val="18"/>
+          <w:u w:val="single"/>
+          <w:shd w:fill="CFE2F3" w:color="auto" w:val="clear"/>
+        </w:rPr>
+        <w:t xml:space="preserve">3. A interpretação da locução “no exercício do mandato” deve prestigiar as diferentes vertentes da atuação parlamentar, dentre as quais se destaca a fiscalização dos outros Poderes e o debate político. 4. Embora indesejáveis, as ofensas pessoais proferidas no âmbito da discussão política, respeitados os limites trazidos pela própria Constituição, não são passíveis de reprimenda judicial.</w:t>
+      </w:r>
+      <w:r>
+        <w:rPr>
+          <w:i w:val="false"/>
+          <w:iCs w:val="false"/>
+          <w:sz w:val="18"/>
+          <w:szCs w:val="18"/>
+        </w:rPr>
+        <w:t xml:space="preserve"> Imunidade que se caracteriza como proteção adicional à liberdade de expressão, visando a assegurar a fluência do debate público e, em última análise, a própria democracia. 5. A ausência de controle judicial não imuniza completamente as manifestações dos parlamentares, que podem ser repreendidas pelo Legislativo. 6. Provimento do recurso, com fixação, em repercussão geral, da seguinte tese: nos limites da circunscrição do Município e havendo pertinência com o exercício do mandato, os vereadores são imunes judicialmente por suas palavras, opiniões e votos.</w:t>
+      </w:r>
+    </w:p>
+    <w:p>
+      <w:pPr>
+        <w:pBdr>
+          <w:bottom w:val="single" w:color="9AA0A6" w:sz="4" w:space="6"/>
+        </w:pBdr>
+        <w:spacing w:after="200" w:before="0" w:line="240"/>
+        <w:ind w:left="2270" w:right="570"/>
+        <w:jc w:val="both"/>
+      </w:pPr>
+      <w:r>
+        <w:rPr>
+          <w:i w:val="false"/>
+          <w:iCs w:val="false"/>
+          <w:sz w:val="18"/>
+          <w:szCs w:val="18"/>
+        </w:rPr>
+        <w:t xml:space="preserve">(STF - RE: 600063 SP, Relator.: MARCO AURÉLIO, Data de Julgamento: 25/02/2015, Tribunal Pleno, Data de Publicação: 15/05/2015)</w:t>
+      </w:r>
+    </w:p>
+    <w:p>
+      <w:pPr>
+        <w:spacing w:after="60" w:line="360"/>
+        <w:ind w:firstLine="850"/>
+        <w:jc w:val="both"/>
+      </w:pPr>
+      <w:r>
+        <w:t xml:space="preserve">É dizer, o Supremo Tribunal Federal, no julgamento do Recurso Extraordinário nº 600.063 (Tema 469), fixou tese de observância obrigatória no sentido de que, nos limites da circunscrição do Município e havendo pertinência com o exercício do mandato, os Vereadores são imunes judicialmente por suas palavras, opiniões e votos. A aplicação da imunidade material exige, portanto, o preenchimento cumulativo de dois requisitos: a pertinência temática entre a manifestação e o exercício do mandato parlamentar e a circunstância de a manifestação ter sido proferida nos limites territoriais do Município. Note-se que o caso paradigma guarda notável semelhança com o presente: ofensas proferidas em sessão da Câmara, imputando a outrem apoio à “corrupção” e à “ladroeira”.</w:t>
+      </w:r>
+    </w:p>
+    <w:p>
+      <w:pPr>
+        <w:spacing w:after="60" w:line="360"/>
+        <w:ind w:firstLine="850"/>
+        <w:jc w:val="both"/>
+      </w:pPr>
+      <w:r>
+        <w:t xml:space="preserve">No mesmo sentido, cita-se o seguinte precedente do TJ-CE:</w:t>
+      </w:r>
+    </w:p>
+    <w:p>
+      <w:pPr>
+        <w:pBdr>
+          <w:top w:val="single" w:color="9AA0A6" w:sz="4" w:space="6"/>
+        </w:pBdr>
+        <w:spacing w:after="0" w:before="160" w:line="240"/>
+        <w:ind w:left="2270" w:right="570"/>
+        <w:jc w:val="both"/>
+      </w:pPr>
+      <w:r>
+        <w:rPr>
+          <w:i w:val="false"/>
+          <w:iCs w:val="false"/>
+          <w:sz w:val="18"/>
+          <w:szCs w:val="18"/>
+        </w:rPr>
+        <w:t xml:space="preserve">DIREITO PROCESSUAL CIVIL E CIVIL. APELAÇÃO CÍVEL. INDENIZAÇÃO POR DANOS MORAIS. OFENSAS VERBAIS PROFERIDAS POR PARLAMENTAR. VEREADOR NO EXERCÍCIO DO MANDATO. INVIOLABILIDADE MATERIAL. IMUNIDADE PARLAMENTAR. AUSÊNCIA DE ATO ILÍCITO. SENTENÇA MANTIDA. RECURSO CONHECIDO MAS NÃO PROVIDO. 1. Além da função legislativa, o vereador tem o poder e o dever de fiscalizar a administração municipal, acompanhando o Poder Executivo na correta aplicação do dinheiro público. 2. Para o bom desempenho do múnus público, a Constituição Federal prevê em favor dos vereadores a prerrogativa da imunidade material, consoante art. 29, inciso VIII. </w:t>
+      </w:r>
+      <w:r>
+        <w:rPr>
+          <w:b/>
+          <w:bCs/>
+          <w:i w:val="false"/>
+          <w:iCs w:val="false"/>
+          <w:sz w:val="18"/>
+          <w:szCs w:val="18"/>
+          <w:u w:val="single"/>
+          <w:shd w:fill="CFE2F3" w:color="auto" w:val="clear"/>
+        </w:rPr>
+        <w:t xml:space="preserve">3. Há muito vem se entendendo que a imunidade parlamentar material brasileira tem caráter absoluto, o que indica que uma vez proferidas palavras, opiniões, votos ou até agressões verbais diretas no interior das casas legislativas estas estão acobertadas pelo manto da ausência de responsabilidade do agente.</w:t>
+      </w:r>
+      <w:r>
+        <w:rPr>
+          <w:i w:val="false"/>
+          <w:iCs w:val="false"/>
+          <w:sz w:val="18"/>
+          <w:szCs w:val="18"/>
+        </w:rPr>
+        <w:t xml:space="preserve"> Assim, o autor das palavras se vale de um mecanismo constitucional que tolhe a eficácia de outro, também fundamental, e de aplicabilidade erga omnes, garantido a todo brasileiro. 4. Essa atipicidade da conduta do agente é um verdadeiro corolário da inviolabilidade dos membros do Congresso (extensão aos vereadores que possuem imunidade material), destinada a viabilizar a prática independente dos mandatos legislativos dos quais são titulares. Nas palavras do Ministro Ayres Brito, "a palavra inviolabilidade significa intocabilidade, intangibilidade do parlamentar quanto ao cometimento de crime ou contravenção. Tal inviolabilidade é de natureza material e decorre da função parlamentar, porque em jogo a representatividade do povo." (STF, RE 576074 RJ, Relator Ministro LUIZ FUX, d.j. 26/04/2011). 5. Contudo, deve ser ressaltado que a aplicabilidade da imunidade material deve incidir quando as palavras e opiniões forem proferidas em decorrência da função. Não se pode tolerar que essa prerrogativa seja utilizada com o fim de conferir ao parlamentar o direito de empregar expedientes fraudulentos, artificiosos ou ardilosos, com o objetivo de alterar a verdade de informações, acobertando, assim, fato desonroso a terceiro. 6. Nessa esteira, destaca-se julgado vinculante do Supremo Tribunal Federal, o qual dispõe que a regra imunizante incide também aos parlamentares municipais, quando as palavras forem proferidas e guardem pertinência com o exercício da atividade parlamentar (...) 7. Restou, assim, fixada em sede de repercussão geral (vinculante) a seguinte tese: "nos limites da circunscrição do Município e havendo pertinência com o exercício do mandato, os vereadores são imunes judicialmente por suas palavras, opiniões e votos". No mesmo sentido precedentes do STJ e do TJCE. 8. No caso em análise, não vislumbro qualquer ato ilícito realizado pela parte apelada que pudesse gerar a indenização por danos morais pleiteada. A hipótese demonstra que o apelado, à época, ocupante do cargo de Vereador do município de Canindé/CE, ao utilizar a tribuna da respectiva Casa Legislativa, proferiu diversas ofensas à honra e à imagem do apelante, à época, também vereador. Na ocasião, o apelado teria afirmado que o apelante "responde tudo o que não presta, inclusive responde processo por assédio e que não era nem para estar pedindo voto ao povo". 9. Convém destacar que é ônus do apelante fazer prova dos atos constitutivos de seu direito, nos moldes traçados no art. 373, inciso I, do Código de Processo Civil, ao passo que compete ao apelado provar a existência de fato impeditivo, modificativo ou extintivo do direito do autor (art. 373, inciso II, do CPC/15). 10. Pelos fatos narrados, não há como vislumbrar qualquer excesso que configure abuso na liberdade do exercício das funções representativas do demandado. Nesse ponto, destaca-se que a Constituição Federal garante imunidade parlamentar aos membros do Legislativo municipal em relação às opiniões e palavras exteriorizadas no âmbito municipal. 11. Não houve comprovação de violação aos direitos da personalidade, tampouco restou evidenciada que a atuação do suposto ofensor exacerbou os limites da imunidade parlamentar. 12. Portanto, nesse caso, para a configuração do dano moral, é imprescindível que a situação concreta, além de não decorrer do exercício do mandato, não sendo assim abarcada pela imunidade parlamentar, também apresente circunstâncias fáticas que demonstrem que o ilícito teve o condão de gerar consequências que extrapolem os meros aborrecimentos e transtornos decorrentes do desentendimento, o que não ocorreu in casu. </w:t>
+      </w:r>
+      <w:r>
+        <w:rPr>
+          <w:b/>
+          <w:bCs/>
+          <w:i w:val="false"/>
+          <w:iCs w:val="false"/>
+          <w:sz w:val="18"/>
+          <w:szCs w:val="18"/>
+          <w:u w:val="single"/>
+          <w:shd w:fill="CFE2F3" w:color="auto" w:val="clear"/>
+        </w:rPr>
+        <w:t xml:space="preserve">13. No presente caso, embora narre-se situação que em tese poder-se-ia considerar como fato gerador de responsabilidade civil, vê-se que a conduta narrada encontra-se albergada pela imunidade material do parlamentar, sendo, portanto, considerada causa excludente de responsabilidade civil, por indicar a ausência de ilicitude do fato.</w:t>
+      </w:r>
+      <w:r>
+        <w:rPr>
+          <w:i w:val="false"/>
+          <w:iCs w:val="false"/>
+          <w:sz w:val="18"/>
+          <w:szCs w:val="18"/>
+        </w:rPr>
+        <w:t xml:space="preserve"> 14. Recurso conhecido mas não provido. (...)</w:t>
+      </w:r>
+    </w:p>
+    <w:p>
+      <w:pPr>
+        <w:pBdr>
+          <w:bottom w:val="single" w:color="9AA0A6" w:sz="4" w:space="6"/>
+        </w:pBdr>
+        <w:spacing w:after="200" w:before="0" w:line="240"/>
+        <w:ind w:left="2270" w:right="570"/>
+        <w:jc w:val="both"/>
+      </w:pPr>
+      <w:r>
+        <w:rPr>
+          <w:i w:val="false"/>
+          <w:iCs w:val="false"/>
+          <w:sz w:val="18"/>
+          <w:szCs w:val="18"/>
+        </w:rPr>
+        <w:t xml:space="preserve">(TJ-CE - AC: 00504881420218060055 Canindé, Relator: CARLOS ALBERTO MENDES FORTE, Data de Julgamento: 02/03/2022, 2ª Câmara Direito Privado, Data de Publicação: 02/03/2022)</w:t>
+      </w:r>
+    </w:p>
+    <w:p>
+      <w:pPr>
+        <w:spacing w:after="60" w:line="360"/>
+        <w:ind w:firstLine="850"/>
+        <w:jc w:val="both"/>
+      </w:pPr>
+      <w:r>
+        <w:t xml:space="preserve">Apenas para corroborar, cita-se ainda o recentíssimo caso julgado pela Suprema Corte, de relatoria do Min. Gilmar Mendes, em ação indenizatória movida por Prefeito contra Vereador, hipótese idêntica à dos autos:</w:t>
+      </w:r>
+    </w:p>
+    <w:p>
+      <w:pPr>
+        <w:pBdr>
+          <w:top w:val="single" w:color="9AA0A6" w:sz="4" w:space="6"/>
+        </w:pBdr>
+        <w:spacing w:after="0" w:before="160" w:line="240"/>
+        <w:ind w:left="2270" w:right="570"/>
+        <w:jc w:val="both"/>
+      </w:pPr>
+      <w:r>
+        <w:rPr>
+          <w:i w:val="false"/>
+          <w:iCs w:val="false"/>
+          <w:sz w:val="18"/>
+          <w:szCs w:val="18"/>
+        </w:rPr>
+        <w:t xml:space="preserve">Ementa: DIREITO CONSTITUCIONAL E CIVIL. RECURSO EXTRAORDINÁRIO. AGRAVO REGIMENTAL. IMUNIDADE PARLAMENTAR MATERIAL DE VEREADOR. MANIFESTAÇÕES VEICULADAS NA IMPRENSA. CRÍTICAS ÁCIDAS À GESTÃO MUNICIPAL. NEXO COM O EXERCÍCIO DO MANDATO. IMPROCEDÊNCIA DO PEDIDO INDENIZATÓRIO. I. CASO EM EXAME 1. Agravo regimental em recurso extraordinário interposto em ação indenizatória ajuizada por Emanuel Pinheiro, então Prefeito do Município de Cuiabá/MT, em face de Diego Guimarães, então vereador, em razão de declarações prestadas ao portal jornalístico “Leiagora”, nas quais o parlamentar, ao criticar a condução da gestão municipal, especialmente quanto ao não repasse de verbas federais destinadas a hospitais, utilizou expressões ácidas. O Tribunal de origem manteve a condenação por entender ultrapassados os limites da crítica pública e dos padrões de civilidade. II. QUESTÃO EM DISCUSSÃO 2. Há 2 questões em discussão: (i) definir se manifestações de vereador, proferidas fora do recinto da Câmara e divulgadas em meio de comunicação social, estão protegidas pela imunidade parlamentar material quando guardam pertinência com o exercício do mandato; e (ii) estabelecer se expressões duras e ácidas dirigidas ao Prefeito, no contexto de crítica à gestão pública municipal, configuram abuso desvinculado da função parlamentar ou integram o debate político e a atividade fiscalizatória do mandato. III. RAZÕES DE DECIDIR 3. A imunidade parlamentar material constitui garantia institucional destinada a resguardar o exercício livre, independente e desembaraçado da função legislativa, e não privilégio pessoal do parlamentar. </w:t>
+      </w:r>
+      <w:r>
+        <w:rPr>
+          <w:b/>
+          <w:bCs/>
+          <w:i w:val="false"/>
+          <w:iCs w:val="false"/>
+          <w:sz w:val="18"/>
+          <w:szCs w:val="18"/>
+          <w:u w:val="single"/>
+          <w:shd w:fill="CFE2F3" w:color="auto" w:val="clear"/>
+        </w:rPr>
+        <w:t xml:space="preserve">4. A proteção constitucional alcança manifestações proferidas fora do recinto da Casa Legislativa, inclusive na imprensa e em mídias sociais, desde que relacionadas ao exercício do mandato.</w:t>
+      </w:r>
+      <w:r>
+        <w:rPr>
+          <w:i w:val="false"/>
+          <w:iCs w:val="false"/>
+          <w:sz w:val="18"/>
+          <w:szCs w:val="18"/>
+        </w:rPr>
+        <w:t xml:space="preserve"> 5. O exercício do mandato parlamentar abrange não apenas a função legislativa típica, mas também a fiscalização dos demais Poderes e a promoção do debate político sobre temas de interesse público. 6. No caso, as declarações do vereador dizem respeito à alegada ausência de repasse de verbas federais a hospitais municipais, tema diretamente ligado à administração pública local, à saúde pública e ao dever fiscalizatório do parlamentar. 7. As expressões utilizadas, embora ásperas e indesejáveis, foram empregadas no contexto de crítica político-administrativa dirigida ao chefe do Executivo municipal, o que evidencia nexo com o exercício do mandato e com a circunscrição do Município. </w:t>
+      </w:r>
+      <w:r>
+        <w:rPr>
+          <w:b/>
+          <w:bCs/>
+          <w:i w:val="false"/>
+          <w:iCs w:val="false"/>
+          <w:sz w:val="18"/>
+          <w:szCs w:val="18"/>
+          <w:u w:val="single"/>
+          <w:shd w:fill="CFE2F3" w:color="auto" w:val="clear"/>
+        </w:rPr>
+        <w:t xml:space="preserve">8. A restrição judicial a esse tipo de manifestação, quando inserida na crítica à gestão pública e no debate político, comprime indevidamente o espaço democrático de fiscalização e enfraquece a função representativa exercida pelo vereador como porta-voz da sociedade.</w:t>
+      </w:r>
+      <w:r>
+        <w:rPr>
+          <w:i w:val="false"/>
+          <w:iCs w:val="false"/>
+          <w:sz w:val="18"/>
+          <w:szCs w:val="18"/>
+        </w:rPr>
+        <w:t xml:space="preserve"> 9. A jurisprudência do Supremo Tribunal Federal firma compreensão de que, presentes a pertinência temática com o mandato e a atuação na circunscrição municipal, os vereadores são imunes judicialmente por suas palavras, opiniões e votos, ainda que as manifestações tenham conteúdo ofensivo no calor do debate político. IV. DISPOSITIVO E TESE 10. Agravo regimental provido. Pedido improcedente. Tese de julgamento: 1. A imunidade parlamentar material do vereador incide sobre manifestações veiculadas fora do recinto da Câmara quando guardam pertinência com o exercício do mandato e com a fiscalização da administração pública municipal. 2. Críticas duras e expressões ácidas dirigidas a agente político, quando inseridas em debate sobre gestão pública e interesse coletivo, integram a proteção constitucional da liberdade de expressão qualificada do parlamentar.</w:t>
+      </w:r>
+    </w:p>
+    <w:p>
+      <w:pPr>
+        <w:pBdr>
+          <w:bottom w:val="single" w:color="9AA0A6" w:sz="4" w:space="6"/>
+        </w:pBdr>
+        <w:spacing w:after="200" w:before="0" w:line="240"/>
+        <w:ind w:left="2270" w:right="570"/>
+        <w:jc w:val="both"/>
+      </w:pPr>
+      <w:r>
+        <w:rPr>
+          <w:i w:val="false"/>
+          <w:iCs w:val="false"/>
+          <w:sz w:val="18"/>
+          <w:szCs w:val="18"/>
+        </w:rPr>
+        <w:t xml:space="preserve">(STF - RE: 1509422 MT - MATO GROSSO, Relator.: Min. GILMAR MENDES, Data de Julgamento: 02/03/2026, Segunda Turma, Data de Publicação: PROCESSO ELETRÔNICO DJe-s/n DIVULG 22-04-2026 PUBLIC 23-04-2026)</w:t>
+      </w:r>
+    </w:p>
+    <w:p>
+      <w:pPr>
+        <w:spacing w:after="60" w:line="360"/>
+        <w:ind w:firstLine="850"/>
+        <w:jc w:val="both"/>
+      </w:pPr>
+      <w:r>
+        <w:t xml:space="preserve">No caso concreto, conforme demonstrado no quadro do item “a” da impugnação fática, a maior parte dos pronunciamentos atribuídos ao Réu foi proferida </w:t>
+      </w:r>
+      <w:r>
+        <w:rPr>
+          <w:b/>
+          <w:bCs/>
+          <w:u w:val="single"/>
+          <w:shd w:fill="CFE2F3" w:color="auto" w:val="clear"/>
+        </w:rPr>
+        <w:t xml:space="preserve">da tribuna da própria Câmara Municipal de Miguel Alves, em sessão legislativa</w:t>
+      </w:r>
+      <w:r>
+        <w:t xml:space="preserve">, no exercício de atribuição fiscalizadora típica do mandato, versando sobre temas de manifesto interesse público municipal, como a apreensão de numerário em poder do secretário municipal de Finanças, divergências entre valores empenhados e pagos, pagamentos de aluguel e a aplicação de recursos públicos.</w:t>
+      </w:r>
+    </w:p>
+    <w:p>
+      <w:pPr>
+        <w:spacing w:after="60" w:line="360"/>
+        <w:ind w:firstLine="850"/>
+        <w:jc w:val="both"/>
+      </w:pPr>
+      <w:r>
+        <w:t xml:space="preserve">A divulgação posterior desses discursos nas redes sociais do parlamentar não afasta a garantia, como reconhece o precedente acima e como já registrou este Juízo com apoio no AI 401.600 AgR (Rel. Min. Celso de Mello), segundo o qual a imunidade “estende seu manto protetor [...] à transmissão, para a imprensa, do conteúdo de pronunciamentos [...] produzidos nas Casas Legislativas [...] e às declarações feitas aos meios de comunicação social”. No mesmo sentido, o STJ, no REsp 2.019.764/SP, assentou que a publicação em rede social não afasta a imunidade quando o conteúdo se dirige à comunidade municipal e se relaciona ao exercício do mandato, como ocorre aqui: as manifestações foram dirigidas à população de Miguel Alves e versaram sobre a Administração Municipal.</w:t>
+      </w:r>
+    </w:p>
+    <w:p>
+      <w:pPr>
+        <w:spacing w:after="60" w:line="360"/>
+        <w:ind w:firstLine="850"/>
+        <w:jc w:val="both"/>
+      </w:pPr>
+      <w:r>
+        <w:t xml:space="preserve">Tampouco a menção a familiares afasta, por si, o nexo funcional. Somente referências efetivamente autônomas, sem conexão com o mandato, poderiam ser examinadas fora da imunidade, o que exige individualização e prova, e não conclusão generalizante. O próprio precedente do TJAL invocado pelo Autor condiciona o afastamento da garantia à demonstração de imputações “desprovidas de interesse público” e que “extrapolam o exercício do mandato”, demonstração que a inicial não faz.</w:t>
+      </w:r>
+    </w:p>
+    <w:p>
+      <w:pPr>
+        <w:spacing w:after="60" w:line="360"/>
+        <w:ind w:firstLine="850"/>
+        <w:jc w:val="both"/>
+      </w:pPr>
+      <w:r>
+        <w:t xml:space="preserve">Encontram-se presentes, portanto, os dois requisitos fixados pelo Supremo Tribunal Federal para a incidência da imunidade material, circunstância que afasta, de plano, a possibilidade de responsabilização civil do Réu por tais manifestações, sob pena de contrariedade direta à garantia constitucional insculpida no art. 29, inciso VIII, da Constituição Federal.</w:t>
+      </w:r>
+    </w:p>
+    <w:p>
+      <w:pPr>
+        <w:spacing w:after="60" w:line="360"/>
+        <w:ind w:firstLine="850"/>
+        <w:jc w:val="both"/>
+      </w:pPr>
+      <w:r>
+        <w:t xml:space="preserve">Não se ignora que a própria jurisprudência do Supremo Tribunal Federal reconhece que a ausência de controle judicial sobre as manifestações parlamentares não afasta a possibilidade de repreensão pelo próprio Poder Legislativo, no exercício de sua jurisdição censória </w:t>
+      </w:r>
+      <w:r>
+        <w:rPr>
+          <w:i/>
+          <w:iCs/>
+        </w:rPr>
+        <w:t xml:space="preserve">interna corporis</w:t>
+      </w:r>
+      <w:r>
+        <w:t xml:space="preserve">. Tal circunstância, contudo, reforça a tese defensiva: eventual excesso, se existente, sujeita-se ao controle político-disciplinar da própria Câmara Municipal, e não à reprimenda judicial pretendida pelo Autor, cabendo a este Juízo distinguir com precisão entre a crítica política legítima, protegida pela imunidade, e o eventual abuso de direito, categorias que, como se demonstrará nos itens seguintes, não se confundem no caso em exame.</w:t>
+      </w:r>
+    </w:p>
+    <w:p>
+      <w:pPr>
+        <w:keepNext/>
+        <w:tabs>
+          <w:tab w:val="left" w:pos="700"/>
+        </w:tabs>
+        <w:spacing w:after="160" w:before="240" w:line="360"/>
+        <w:ind w:left="700" w:hanging="400"/>
+      </w:pPr>
+      <w:r>
+        <w:rPr>
+          <w:b/>
+          <w:bCs/>
+          <w:i/>
+          <w:iCs/>
+        </w:rPr>
+        <w:t xml:space="preserve">b.	</w:t>
+      </w:r>
+      <w:r>
+        <w:rPr>
+          <w:b/>
+          <w:bCs/>
+          <w:i/>
+          <w:iCs/>
+        </w:rPr>
+        <w:t xml:space="preserve">Do exercício regular da função fiscalizadora do mandato parlamentar e da ausência de ato ilícito:</w:t>
+      </w:r>
+    </w:p>
+    <w:p>
+      <w:pPr>
+        <w:spacing w:after="60" w:line="360"/>
+        <w:ind w:firstLine="850"/>
+        <w:jc w:val="both"/>
+      </w:pPr>
+      <w:r>
+        <w:t xml:space="preserve">A Constituição Federal, em seu art. 31, estabelece que a fiscalização do Município será exercida pelo Poder Legislativo Municipal, mediante controle externo, atribuindo à Câmara de Vereadores e a cada um de seus integrantes a função constitucional de fiscalizar os atos da Administração Pública Municipal, notadamente no que se refere à regularidade de contratações, pagamentos e à correta aplicação dos recursos públicos. O exercício dessa função constitui, portanto, dever funcional do Vereador, e não mera faculdade discricionária.</w:t>
+      </w:r>
+    </w:p>
+    <w:p>
+      <w:pPr>
+        <w:spacing w:after="60" w:line="360"/>
+        <w:ind w:firstLine="850"/>
+        <w:jc w:val="both"/>
+      </w:pPr>
+      <w:r>
+        <w:t xml:space="preserve">No caso em exame, as próprias transcrições juntadas pelo Autor demonstram que o Réu, ao tratar da apreensão do numerário, dos empenhos nº 239 e 370 e dos pagamentos de aluguel, valeu-se predominantemente de indagações e ressalvas (“será?”, “possível”, “supostamente”, “muito provavelmente”, “mas eu vou investigar para ter a certeza”), típicas do discurso político fiscalizador, apresentou requerimento de informações ao Plenário e registrou que “denúncias formais já foram protocoladas aos órgãos de controle externo”.</w:t>
+      </w:r>
+    </w:p>
+    <w:p>
+      <w:pPr>
+        <w:spacing w:after="60" w:line="360"/>
+        <w:ind w:firstLine="850"/>
+        <w:jc w:val="both"/>
+      </w:pPr>
+      <w:r>
+        <w:t xml:space="preserve">Tal conduta, consistente em levar suspeitas fundadas em fatos concretos ao conhecimento dos órgãos competentes para sua apuração, é manifestamente incompatível com o dolo de caluniar, difamar ou injuriar que a inicial atribui ao Réu (“dolo intenso e confessado”). Quem submete uma suspeita à apuração institucional não se coloca na posição de quem afirma possuir verdade definitiva; ao contrário, reconhece que a confirmação ou a rejeição da hipótese compete às autoridades responsáveis.</w:t>
+      </w:r>
+    </w:p>
+    <w:p>
+      <w:pPr>
+        <w:spacing w:after="60" w:line="360"/>
+        <w:ind w:firstLine="850"/>
+        <w:jc w:val="both"/>
+      </w:pPr>
+      <w:r>
+        <w:t xml:space="preserve">Não se pode confundir o exercício regular e de boa-fé da atribuição fiscalizatória, ainda que contundente e por vezes indagativo, com o abuso de direito (art. 187 do Código Civil), categoria que pressupõe a afirmação categórica e temerária de fatos sabidamente inverídicos, sem lastro probatório mínimo e sem submissão da controvérsia aos órgãos de controle competentes. Os arts. 186, 187 e 927 do Código Civil não estabelecem responsabilidade por toda crítica contundente dirigida a agente político, nem dispensam a demonstração concreta do abuso em cada manifestação.</w:t>
+      </w:r>
+    </w:p>
+    <w:p>
+      <w:pPr>
+        <w:spacing w:after="60" w:line="360"/>
+        <w:ind w:firstLine="850"/>
+        <w:jc w:val="both"/>
+      </w:pPr>
+      <w:r>
+        <w:t xml:space="preserve">Ademais, o Autor não foi mencionado como simples particular, mas na condição de Chefe do Poder Executivo, a propósito da gestão municipal e da aplicação de recursos públicos. Quem exerce cargo eletivo submete-se a grau mais intenso de fiscalização e crítica, o que não o priva da proteção à honra, mas impede que indagações e cobranças sobre a gestão sejam convertidas em ilícitos civis apenas por terem causado desconforto ao gestor fiscalizado.</w:t>
+      </w:r>
+    </w:p>
+    <w:p>
+      <w:pPr>
+        <w:spacing w:after="60" w:line="360"/>
+        <w:ind w:firstLine="850"/>
+        <w:jc w:val="both"/>
+      </w:pPr>
+      <w:r>
+        <w:t xml:space="preserve">Nesse contexto, a conduta do Réu, ao suscitar publicamente questionamentos sobre a gestão e, simultaneamente, encaminhá-los aos órgãos de controle, revela boa-fé objetiva e observância dos limites do exercício regular do mandato, circunstância que reforça a incidência da imunidade material tratada no item anterior e afasta a configuração do ato ilícito imputado na inicial.</w:t>
+      </w:r>
+    </w:p>
+    <w:p>
+      <w:pPr>
+        <w:keepNext/>
+        <w:tabs>
+          <w:tab w:val="left" w:pos="700"/>
+        </w:tabs>
+        <w:spacing w:after="160" w:before="240" w:line="360"/>
+        <w:ind w:left="700" w:hanging="400"/>
+      </w:pPr>
+      <w:r>
+        <w:rPr>
+          <w:b/>
+          <w:bCs/>
+          <w:i/>
+          <w:iCs/>
+        </w:rPr>
+        <w:t xml:space="preserve">c.	</w:t>
+      </w:r>
+      <w:r>
+        <w:rPr>
+          <w:b/>
+          <w:bCs/>
+          <w:i/>
+          <w:iCs/>
+        </w:rPr>
+        <w:t xml:space="preserve">Da decisão que indeferiu a tutela de urgência:</w:t>
+      </w:r>
+    </w:p>
+    <w:p>
+      <w:pPr>
+        <w:spacing w:after="60" w:line="360"/>
+        <w:ind w:firstLine="850"/>
+        <w:jc w:val="both"/>
+      </w:pPr>
+      <w:r>
+        <w:t xml:space="preserve">Os mesmos fatos e o mesmo conjunto de vídeos já foram apreciados por este Juízo na decisão de ID 100909958, proferida em 23 de julho de 2026, que indeferiu o pedido de remoção compulsória dos vídeos e de abstenção de novas manifestações. A decisão fundamentou-se expressamente na imunidade material do art. 29, inciso VIII, da Constituição Federal e na tese fixada no Recurso Extraordinário nº 600.063, consignando, em trecho de especial relevância:</w:t>
+      </w:r>
+    </w:p>
+    <w:p>
+      <w:pPr>
+        <w:pBdr>
+          <w:top w:val="single" w:color="9AA0A6" w:sz="4" w:space="6"/>
+          <w:bottom w:val="single" w:color="9AA0A6" w:sz="4" w:space="6"/>
+        </w:pBdr>
+        <w:spacing w:after="200" w:before="160" w:line="240"/>
+        <w:ind w:left="2270" w:right="570"/>
+        <w:jc w:val="both"/>
+      </w:pPr>
+      <w:r>
+        <w:rPr>
+          <w:i/>
+          <w:iCs/>
+          <w:sz w:val="18"/>
+          <w:szCs w:val="18"/>
+        </w:rPr>
+        <w:t xml:space="preserve">"Os arquivos juntados aos autos não revelam, ao menos nesse momento, que o requerido tenha excedido tais limites em seus discursos no plenário da Câmara Municipal. A remoção liminar de um discurso institucionalmente proferido por um agente político, antes do julgamento final da causa, impõe uma restrição que atinge o cerne da atividade parlamentar e da liberdade de expressão política."</w:t>
+      </w:r>
+    </w:p>
+    <w:p>
+      <w:pPr>
+        <w:spacing w:after="60" w:line="360"/>
+        <w:ind w:firstLine="850"/>
+        <w:jc w:val="both"/>
+      </w:pPr>
+      <w:r>
+        <w:t xml:space="preserve">Embora proferida em cognição sumária e, portanto, sem efeito vinculante quanto ao mérito, a decisão constitui elemento de convicção de inegável relevância, porquanto resultou do exame das mídias questionadas com base nos mesmos critérios técnico-jurídicos que devem orientar o julgamento final quanto à incidência da imunidade parlamentar material. Requer-se, assim, que tais fundamentos sejam confirmados no julgamento do mérito.</w:t>
+      </w:r>
+    </w:p>
+    <w:p>
+      <w:pPr>
+        <w:keepNext/>
+        <w:tabs>
+          <w:tab w:val="left" w:pos="700"/>
+        </w:tabs>
+        <w:spacing w:after="160" w:before="240" w:line="360"/>
+        <w:ind w:left="700" w:hanging="400"/>
+      </w:pPr>
+      <w:r>
+        <w:rPr>
+          <w:b/>
+          <w:bCs/>
+          <w:i/>
+          <w:iCs/>
+        </w:rPr>
+        <w:t xml:space="preserve">d.	</w:t>
+      </w:r>
+      <w:r>
+        <w:rPr>
+          <w:b/>
+          <w:bCs/>
+          <w:i/>
+          <w:iCs/>
+        </w:rPr>
+        <w:t xml:space="preserve">Do arquivamento do Inquérito Policial nº 0816146-68.2026.8.18.0140:</w:t>
+      </w:r>
+    </w:p>
+    <w:p>
+      <w:pPr>
+        <w:spacing w:after="60" w:line="360"/>
+        <w:ind w:firstLine="850"/>
+        <w:jc w:val="both"/>
+      </w:pPr>
+      <w:r>
+        <w:t xml:space="preserve">O núcleo fático que serve de fundamento a parcela relevante das imputações contidas na inicial, notadamente a suposta origem ilícita do numerário apreendido em poder do irmão do Autor, Antônio Carlos Rebelo de Paiva Filho, secretário municipal de Finanças, foi objeto de apuração formal por meio do Inquérito Policial nº 0816146-68.2026.8.18.0140, conduzido pela Delegacia de Combate à Corrupção e à Lavagem de Dinheiro e processado perante a Central de Inquéritos de Teresina, para investigação de possível prática do crime tipificado no art. 1º da Lei nº 9.613/1998.</w:t>
+      </w:r>
+    </w:p>
+    <w:p>
+      <w:pPr>
+        <w:spacing w:after="60" w:line="360"/>
+        <w:ind w:firstLine="850"/>
+        <w:jc w:val="both"/>
+      </w:pPr>
+      <w:r>
+        <w:t xml:space="preserve">Ao final da investigação, a autoridade policial concluiu pela ausência de materialidade criminosa, sugerindo o arquivamento, promoção que foi acolhida pelo Ministério Público e homologada por decisão judicial de 24 de junho de 2026. A decisão reconheceu, com base em Declarações de Aptidão ao PRONAF, Cédula de Crédito Bancário e depoimentos testemunhais, a origem lícita da quantia de R$ 147.300,00, determinando sua restituição.</w:t>
+      </w:r>
+    </w:p>
+    <w:p>
+      <w:pPr>
+        <w:spacing w:after="60" w:line="360"/>
+        <w:ind w:firstLine="850"/>
+        <w:jc w:val="both"/>
+      </w:pPr>
+      <w:r>
+        <w:t xml:space="preserve">Cumpre observar, contudo, que a cronologia dos fatos afasta a interpretação de que o arquivamento, por si só, evidenciaria má-fé nas manifestações do Réu. As falas a ele atribuídas, proferidas entre fevereiro e maio de 2026, conforme a própria narrativa da inicial, são anteriores à decisão de arquivamento. No momento em que o Réu exerceu sua atividade fiscalizadora, a apreensão de expressivo numerário em espécie, em poder de agente público, durante blitz policial, constituía fato objetivo, público e ainda sob investigação </w:t>
+      </w:r>
+      <w:r>
+        <w:rPr>
+          <w:b/>
+          <w:bCs/>
+          <w:shd w:fill="FFF200" w:color="auto" w:val="clear"/>
+        </w:rPr>
+        <w:t xml:space="preserve">[Doc. 08 – notícias e registros da apreensão]</w:t>
+      </w:r>
+      <w:r>
+        <w:t xml:space="preserve">, circunstância suficiente para justificar o questionamento formulado da tribuna e o encaminhamento da matéria aos órgãos de controle.</w:t>
+      </w:r>
+    </w:p>
+    <w:p>
+      <w:pPr>
+        <w:spacing w:after="60" w:line="360"/>
+        <w:ind w:firstLine="850"/>
+        <w:jc w:val="both"/>
+      </w:pPr>
+      <w:r>
+        <w:t xml:space="preserve">A conclusão posterior da investigação, favorável à origem lícita dos valores, não pode ser utilizada para qualificar, retroativamente, como dolosa ou caluniosa, a fiscalização exercida quando o fato ainda se encontrava em apuração e o Réu não dispunha, nem poderia dispor, do resultado do inquérito. Exigir do parlamentar a antecipação do desfecho de uma investigação, sob pena de responsabilização civil, equivaleria a esvaziar a própria função fiscalizadora, que se exerce, por definição, diante de fatos ainda incertos.</w:t>
+      </w:r>
+    </w:p>
+    <w:p>
+      <w:pPr>
+        <w:spacing w:after="60" w:line="360"/>
+        <w:ind w:firstLine="850"/>
+        <w:jc w:val="both"/>
+      </w:pPr>
+      <w:r>
+        <w:t xml:space="preserve">Além disso, o arquivamento tem objeto delimitado: restringe-se à origem do numerário e não constitui declaração de regularidade dos empenhos, aluguéis e demais despesas municipais questionados nos pronunciamentos. Não há, portanto, a alegada “prova oficial da falsidade” de todas as manifestações, nem fundamento para presumir dano moral </w:t>
+      </w:r>
+      <w:r>
+        <w:rPr>
+          <w:i/>
+          <w:iCs/>
+        </w:rPr>
+        <w:t xml:space="preserve">in re ipsa</w:t>
+      </w:r>
+      <w:r>
+        <w:t xml:space="preserve"> antes de demonstrada a própria ilicitude da conduta.</w:t>
+      </w:r>
+    </w:p>
+    <w:p>
+      <w:pPr>
+        <w:spacing w:after="60" w:line="360"/>
+        <w:ind w:firstLine="850"/>
+        <w:jc w:val="both"/>
+      </w:pPr>
+      <w:r>
+        <w:t xml:space="preserve">Nesse sentido, o arquivamento deve ser compreendido não como elemento que valida a acusação de calúnia, mas como resultado que confirma a eficácia dos canais institucionais de apuração. A distinção entre a improcedência de uma suspeita e a má-fé de quem a suscitou por vias institucionais legítimas, como a tribuna parlamentar e o encaminhamento aos órgãos de controle, é essencial ao correto equacionamento da controvérsia e afasta o dolo de caluniar em que o Autor funda sua pretensão.</w:t>
+      </w:r>
+    </w:p>
+    <w:p>
+      <w:pPr>
+        <w:keepNext/>
+        <w:tabs>
+          <w:tab w:val="left" w:pos="700"/>
+        </w:tabs>
+        <w:spacing w:after="160" w:before="240" w:line="360"/>
+        <w:ind w:left="700" w:hanging="400"/>
+      </w:pPr>
+      <w:r>
+        <w:rPr>
+          <w:b/>
+          <w:bCs/>
+          <w:i/>
+          <w:iCs/>
+        </w:rPr>
+        <w:t xml:space="preserve">e.	</w:t>
+      </w:r>
+      <w:r>
+        <w:rPr>
+          <w:b/>
+          <w:bCs/>
+          <w:i/>
+          <w:iCs/>
+        </w:rPr>
+        <w:t xml:space="preserve">Da vedação à censura prévia e da improcedência do pedido de remoção e de abstenção:</w:t>
+      </w:r>
+    </w:p>
+    <w:p>
+      <w:pPr>
+        <w:spacing w:after="60" w:line="360"/>
+        <w:ind w:firstLine="850"/>
+        <w:jc w:val="both"/>
+      </w:pPr>
+      <w:r>
+        <w:t xml:space="preserve">Quanto à remoção, sendo os vídeos, em sua maioria, reprodução de discursos proferidos na tribuna, a ordem de retirada atingiria o registro público da atividade parlamentar, restrição que este Juízo já reconheceu atingir “o cerne da atividade parlamentar e da liberdade de expressão política”. Além disso, eventual ordem de indisponibilização exige identificação clara e específica de cada conteúdo (art. 19, § 1º, da Lei nº 12.965/2014), o que a inicial não faz quanto ao “Vídeo 07”, sem data e sem captura.</w:t>
+      </w:r>
+    </w:p>
+    <w:p>
+      <w:pPr>
+        <w:spacing w:after="60" w:line="360"/>
+        <w:ind w:firstLine="850"/>
+        <w:jc w:val="both"/>
+      </w:pPr>
+      <w:r>
+        <w:t xml:space="preserve">Quanto à abstenção futura, a ordem pretendida, genérica e indeterminada, implicaria controle prévio de manifestações ainda inexistentes de parlamentar no exercício do mandato, em afronta aos arts. 5º, IV e IX, 29, VIII, e 220, §§ 1º e 2º, da Constituição Federal e à ADPF 130. O ordenamento prevê a responsabilização </w:t>
+      </w:r>
+      <w:r>
+        <w:rPr>
+          <w:i/>
+          <w:iCs/>
+        </w:rPr>
+        <w:t xml:space="preserve">a posteriori</w:t>
+      </w:r>
+      <w:r>
+        <w:t xml:space="preserve"> por eventual abuso, não havendo espaço para multa antecipada sobre o conteúdo de discursos futuros.</w:t>
+      </w:r>
+    </w:p>
+    <w:p>
+      <w:pPr>
+        <w:keepNext/>
+        <w:tabs>
+          <w:tab w:val="left" w:pos="700"/>
+        </w:tabs>
+        <w:spacing w:after="160" w:before="240" w:line="360"/>
+        <w:ind w:left="700" w:hanging="400"/>
+      </w:pPr>
+      <w:r>
+        <w:rPr>
+          <w:b/>
+          <w:bCs/>
+          <w:i/>
+          <w:iCs/>
+        </w:rPr>
         <w:t xml:space="preserve">f.	</w:t>
       </w:r>
       <w:r>
@@ -2965,67 +2965,85 @@
           <w:i/>
           <w:iCs/>
         </w:rPr>
-        <w:t xml:space="preserve">Da improcedência da conclusão autoral e da indevida atribuição de falsidade e dolo às manifestações parlamentares:</w:t>
-      </w:r>
-    </w:p>
-    <w:p>
-      <w:pPr>
-        <w:spacing w:after="60" w:line="360"/>
-        <w:ind w:firstLine="850"/>
-        <w:jc w:val="both"/>
-      </w:pPr>
-      <w:r>
-        <w:t xml:space="preserve">A conclusão de que todas as manifestações seriam inverídicas, desprovidas de prova e destinadas exclusivamente a atingir a honra do Autor não decorre dos elementos apresentados.</w:t>
-      </w:r>
-    </w:p>
-    <w:p>
-      <w:pPr>
-        <w:spacing w:after="60" w:line="360"/>
-        <w:ind w:firstLine="850"/>
-        <w:jc w:val="both"/>
-      </w:pPr>
-      <w:r>
-        <w:t xml:space="preserve">Como demonstrado, os pronunciamentos abordam fatos determinados da administração municipal, com referências a balancetes, empenhos, pagamentos e requerimentos de informação, evidenciando sua vinculação à fiscalização parlamentar. A contundência das críticas não permite desconsiderar esse conteúdo e presumir uma finalidade exclusivamente ofensiva.</w:t>
-      </w:r>
-    </w:p>
-    <w:p>
-      <w:pPr>
-        <w:spacing w:after="60" w:line="360"/>
-        <w:ind w:firstLine="850"/>
-        <w:jc w:val="both"/>
-      </w:pPr>
-      <w:r>
-        <w:t xml:space="preserve">Também não procede a afirmação de que o arquivamento do inquérito relativo ao numerário apreendido “arruína, por completo” a defesa. Ainda que a origem lícita dos valores tenha sido reconhecida nos termos narrados pelo Autor, essa conclusão diz respeito àquele episódio e não esclarece, por extensão, os demais gastos e registros administrativos questionados. A inicial reúne controvérsias distintas para atribuir ao resultado de uma investigação alcance que ele não possui.</w:t>
-      </w:r>
-    </w:p>
-    <w:p>
-      <w:pPr>
-        <w:spacing w:after="60" w:line="360"/>
-        <w:ind w:firstLine="850"/>
-        <w:jc w:val="both"/>
-      </w:pPr>
-      <w:r>
-        <w:t xml:space="preserve">Além disso, o esclarecimento posterior da origem do dinheiro não demonstra que o Réu conhecesse sua licitude quando se manifestou, nem que tenha formulado suspeitas sabendo serem falsas. Ao contrário: na própria sessão de 27/03/2026, o Réu registrou a existência de versões contraditórias e propôs exatamente que o secretário fosse oficiado para apresentar a documentação, providência incompatível com o propósito de divulgar fato sabidamente falso.</w:t>
-      </w:r>
-    </w:p>
-    <w:p>
-      <w:pPr>
-        <w:spacing w:after="60" w:line="360"/>
-        <w:ind w:firstLine="850"/>
-        <w:jc w:val="both"/>
-      </w:pPr>
-      <w:r>
-        <w:t xml:space="preserve">A referência à queixa-crime tampouco comprova as acusações da inicial: demonstra apenas a existência de outra demanda sobre os fatos. Da mesma forma, a autonomia entre as esferas cível e penal não supre a demonstração dos fundamentos da pretensão indenizatória.</w:t>
-      </w:r>
-    </w:p>
-    <w:p>
-      <w:pPr>
-        <w:spacing w:after="60" w:line="360"/>
-        <w:ind w:firstLine="850"/>
-        <w:jc w:val="both"/>
-      </w:pPr>
-      <w:r>
-        <w:t xml:space="preserve">Assim, a conclusão autoral permanece apoiada em generalizações e recortes que desconsideram o contexto das falas. Requer-se sua rejeição, com a apreciação individualizada das manifestações, de sua base informativa e de sua relação com o mandato, julgando-se improcedentes os pedidos formulados contra o Réu.</w:t>
+        <w:t xml:space="preserve">Da inexistência do dever de indenizar e da impugnação ao valor pretendido:</w:t>
+      </w:r>
+    </w:p>
+    <w:p>
+      <w:pPr>
+        <w:spacing w:after="60" w:line="360"/>
+        <w:ind w:firstLine="850"/>
+        <w:jc w:val="both"/>
+      </w:pPr>
+      <w:r>
+        <w:t xml:space="preserve">O método bifásico de quantificação do dano moral somente se aplica depois de reconhecido o dever de indenizar, o que não ocorre no caso, pelas razões expostas: incidência da imunidade material, exercício regular da função fiscalizadora, base factual contemporânea às falas, ausência de prova de que o Réu conhecesse a origem lícita dos valores e impossibilidade de indenizar, em favor do Autor, lesões próprias de terceiros.</w:t>
+      </w:r>
+    </w:p>
+    <w:p>
+      <w:pPr>
+        <w:spacing w:after="60" w:line="360"/>
+        <w:ind w:firstLine="850"/>
+        <w:jc w:val="both"/>
+      </w:pPr>
+      <w:r>
+        <w:t xml:space="preserve">Ainda que assim não fosse, alcance potencial na internet não se confunde com alcance efetivo, e a inicial não demonstra, de forma individualizada, a correspondência entre cada arquivo, link, data, trecho e repercussão alegada. O montante de R$ 60.000,00 foi construído a partir de qualificações unilaterais (“gravíssimas”, “dolo intenso”, “absoluta temeridade”, “quase inédita”), sem demonstração da extensão do dano, e a condição de Chefe do Executivo não autoriza elevar a indenização; ao contrário, evidencia a sujeição do Autor a escrutínio público mais rigoroso.</w:t>
+      </w:r>
+    </w:p>
+    <w:p>
+      <w:pPr>
+        <w:spacing w:after="60" w:line="360"/>
+        <w:ind w:firstLine="850"/>
+        <w:jc w:val="both"/>
+      </w:pPr>
+      <w:r>
+        <w:t xml:space="preserve">Assim, o pedido indenizatório deve ser integralmente rejeitado. Apenas subsidiariamente, caso se reconheça excesso em manifestação específica, eventual reparação deverá restringir-se à manifestação individualizada considerada ilícita e não protegida pela imunidade, observando-se proporcionalidade, extensão efetivamente comprovada do dano, contexto político, ausência de condenação anterior e vedação ao enriquecimento sem causa (art. 944, parágrafo único, do Código Civil), com fixação em patamar módico.</w:t>
+      </w:r>
+    </w:p>
+    <w:p>
+      <w:pPr>
+        <w:keepNext/>
+        <w:tabs>
+          <w:tab w:val="left" w:pos="700"/>
+        </w:tabs>
+        <w:spacing w:after="160" w:before="240" w:line="360"/>
+        <w:ind w:left="700" w:hanging="400"/>
+      </w:pPr>
+      <w:r>
+        <w:rPr>
+          <w:b/>
+          <w:bCs/>
+          <w:i/>
+          <w:iCs/>
+        </w:rPr>
+        <w:t xml:space="preserve">g.	</w:t>
+      </w:r>
+      <w:r>
+        <w:rPr>
+          <w:b/>
+          <w:bCs/>
+          <w:i/>
+          <w:iCs/>
+        </w:rPr>
+        <w:t xml:space="preserve">Da impossibilidade de retratação compulsória nos termos formulados:</w:t>
+      </w:r>
+    </w:p>
+    <w:p>
+      <w:pPr>
+        <w:spacing w:after="60" w:line="360"/>
+        <w:ind w:firstLine="850"/>
+        <w:jc w:val="both"/>
+      </w:pPr>
+      <w:r>
+        <w:t xml:space="preserve">A retratação pretendida não decorre automaticamente do art. 944 do Código Civil nem do art. 5º, V, da Constituição Federal. O pedido obriga o Réu a reconhecer genericamente a “inveracidade das imputações” e a “licitude dos valores”, sem distinguir quais falas seriam falsas, quais constituíram perguntas ou hipóteses, quais tratavam do numerário ou de outras despesas e quais estão protegidas pela imunidade. Produziria, assim, declaração muito mais ampla do que a própria conclusão do inquérito, limitada à origem do numerário.</w:t>
+      </w:r>
+    </w:p>
+    <w:p>
+      <w:pPr>
+        <w:spacing w:after="60" w:line="360"/>
+        <w:ind w:firstLine="850"/>
+        <w:jc w:val="both"/>
+      </w:pPr>
+      <w:r>
+        <w:t xml:space="preserve">A publicação por período equivalente ao tempo em que os vídeos permaneceram disponíveis é igualmente indeterminada, pois a inicial não delimita o período de cada postagem. Rejeitado o pedido indenizatório, deve ser rejeitada também a retratação. Subsidiariamente, qualquer providência dessa natureza deverá limitar-se a conteúdo precisamente individualizado e reconhecido como ilícito, restringindo-se à divulgação do resultado do arquivamento quanto ao numerário apreendido, jamais impondo reconhecimento genérico de falsidade ou proibição ampla de crítica política futura.</w:t>
       </w:r>
     </w:p>
     <w:p>
@@ -3045,860 +3063,45 @@
           <w:iCs/>
           <w:color w:val="FFFFFF"/>
         </w:rPr>
-        <w:t xml:space="preserve">	Do mérito.</w:t>
-      </w:r>
-    </w:p>
-    <w:p>
-      <w:pPr>
-        <w:keepNext/>
-        <w:tabs>
-          <w:tab w:val="left" w:pos="700"/>
-        </w:tabs>
-        <w:spacing w:after="160" w:before="240" w:line="360"/>
-        <w:ind w:left="700" w:hanging="400"/>
-      </w:pPr>
-      <w:r>
-        <w:rPr>
-          <w:b/>
-          <w:bCs/>
-          <w:i/>
-          <w:iCs/>
-        </w:rPr>
-        <w:t xml:space="preserve">a.	</w:t>
-      </w:r>
-      <w:r>
-        <w:rPr>
-          <w:b/>
-          <w:bCs/>
-          <w:i/>
-          <w:iCs/>
-        </w:rPr>
-        <w:t xml:space="preserve">Da ausência de ato ilícito:</w:t>
-      </w:r>
-    </w:p>
-    <w:p>
-      <w:pPr>
-        <w:spacing w:after="60" w:line="360"/>
-        <w:ind w:firstLine="850"/>
-        <w:jc w:val="both"/>
-      </w:pPr>
-      <w:r>
-        <w:t xml:space="preserve">A pretensão autoral parte de premissa equivocada ao tratar as manifestações questionadas como acusações criminosas autônomas, dissociadas da atividade política e fiscalizatória exercida pelo Réu.</w:t>
-      </w:r>
-    </w:p>
-    <w:p>
-      <w:pPr>
-        <w:spacing w:after="60" w:line="360"/>
-        <w:ind w:firstLine="850"/>
-        <w:jc w:val="both"/>
-      </w:pPr>
-      <w:r>
-        <w:t xml:space="preserve">Não se discute que a honra e a imagem recebem proteção constitucional, nem que os arts. 186, 187 e 927 do Código Civil autorizam a responsabilização daquele que pratica ato ilícito ou excede manifestamente os limites do exercício de um direito.</w:t>
-      </w:r>
-    </w:p>
-    <w:p>
-      <w:pPr>
-        <w:spacing w:after="60" w:line="360"/>
-        <w:ind w:firstLine="850"/>
-        <w:jc w:val="both"/>
-      </w:pPr>
-      <w:r>
-        <w:t xml:space="preserve">Ocorre que tais dispositivos não estabelecem responsabilidade objetiva por toda crítica contundente dirigida a agente político, muito menos dispensam a demonstração concreta do abuso, do nexo causal e da ausência de proteção constitucional da manifestação.</w:t>
-      </w:r>
-    </w:p>
-    <w:p>
-      <w:pPr>
-        <w:spacing w:after="60" w:line="360"/>
-        <w:ind w:firstLine="850"/>
-        <w:jc w:val="both"/>
-      </w:pPr>
-      <w:r>
-        <w:t xml:space="preserve">No caso, as falas devem ser apreciadas em sua integralidade e no contexto em que foram proferidas: o Réu, na condição de vereador, abordou fatos relacionados à gestão municipal, à aplicação de recursos públicos, a empenhos, contratos, despesas e à apreensão de expressivo numerário em poder de agente público ligado à Administração.</w:t>
-      </w:r>
-    </w:p>
-    <w:p>
-      <w:pPr>
-        <w:spacing w:after="60" w:line="360"/>
-        <w:ind w:firstLine="850"/>
-        <w:jc w:val="both"/>
-      </w:pPr>
-      <w:r>
-        <w:rPr>
-          <w:b/>
-          <w:bCs/>
-          <w:u w:val="single"/>
-          <w:shd w:fill="CFE2F3" w:color="auto" w:val="clear"/>
-        </w:rPr>
-        <w:t xml:space="preserve">Trata-se, portanto, de matéria de inequívoco interesse coletivo e diretamente vinculada ao dever de fiscalização previsto no art. 31 da Constituição Federal.</w:t>
-      </w:r>
-    </w:p>
-    <w:p>
-      <w:pPr>
-        <w:spacing w:after="60" w:line="360"/>
-        <w:ind w:firstLine="850"/>
-        <w:jc w:val="both"/>
-      </w:pPr>
-      <w:r>
-        <w:t xml:space="preserve">A inicial procura conferir às expressões “será?”, “supostamente”, “possível fraude” e “muito provavelmente” o mesmo sentido de uma afirmação definitiva de autoria criminosa. Essa interpretação, contudo, despreza a própria estrutura linguística das manifestações, marcadas por questionamentos, hipóteses e cobranças de esclarecimentos sobre fatos que, naquele momento, eram públicos e estavam submetidos à investigação.</w:t>
-      </w:r>
-    </w:p>
-    <w:p>
-      <w:pPr>
-        <w:spacing w:after="60" w:line="360"/>
-        <w:ind w:firstLine="850"/>
-        <w:jc w:val="both"/>
-      </w:pPr>
-      <w:r>
-        <w:t xml:space="preserve">Não se pode transformar toda suspeita externada por parlamentar em afirmação categórica de culpa. Tampouco é juridicamente adequado decompor o discurso, selecionar frases isoladas e retirar delas conclusão incompatível com seu contexto fiscalizatório.</w:t>
-      </w:r>
-    </w:p>
-    <w:p>
-      <w:pPr>
-        <w:spacing w:after="60" w:line="360"/>
-        <w:ind w:firstLine="850"/>
-        <w:jc w:val="both"/>
-      </w:pPr>
-      <w:r>
-        <w:t xml:space="preserve">A circunstância de o Réu ter encaminhado os fatos aos órgãos competentes reforça a inexistência de propósito exclusivamente ofensivo. Quem submete uma suspeita à apuração institucional não se coloca na posição de quem afirma possuir uma verdade definitiva; ao contrário, reconhece que a confirmação ou rejeição daquela hipótese compete às autoridades responsáveis pela investigação.</w:t>
-      </w:r>
-    </w:p>
-    <w:p>
-      <w:pPr>
-        <w:keepNext/>
-        <w:tabs>
-          <w:tab w:val="left" w:pos="700"/>
-        </w:tabs>
-        <w:spacing w:after="160" w:before="240" w:line="360"/>
-        <w:ind w:left="700" w:hanging="400"/>
-      </w:pPr>
-      <w:r>
-        <w:rPr>
-          <w:b/>
-          <w:bCs/>
-          <w:i/>
-          <w:iCs/>
-        </w:rPr>
-        <w:t xml:space="preserve">b.	</w:t>
-      </w:r>
-      <w:r>
-        <w:rPr>
-          <w:b/>
-          <w:bCs/>
-          <w:i/>
-          <w:iCs/>
-        </w:rPr>
-        <w:t xml:space="preserve">Da crítica dirigida a agente político e do reforçado interesse público das manifestações:</w:t>
-      </w:r>
-    </w:p>
-    <w:p>
-      <w:pPr>
-        <w:spacing w:after="60" w:line="360"/>
-        <w:ind w:firstLine="850"/>
-        <w:jc w:val="both"/>
-      </w:pPr>
-      <w:r>
-        <w:t xml:space="preserve">A defesa não sustenta que agentes políticos estejam privados da proteção à honra. O que se afirma é que aqueles que exercem cargos públicos eletivos se submetem, pela própria natureza da função, a um grau mais intenso de fiscalização, questionamento e crítica pública, sobretudo quando a manifestação versa sobre emprego de recursos municipais.</w:t>
-      </w:r>
-    </w:p>
-    <w:p>
-      <w:pPr>
-        <w:spacing w:after="60" w:line="360"/>
-        <w:ind w:firstLine="850"/>
-        <w:jc w:val="both"/>
-      </w:pPr>
-      <w:r>
-        <w:t xml:space="preserve">O Autor não foi mencionado como simples particular, em assunto estranho à Administração. As manifestações discutidas decorreram de sua condição de Chefe do Poder Executivo e trataram de acontecimentos associados à gestão municipal, seus agentes, contratos, despesas e movimentações patrimoniais consideradas relevantes no debate público local.</w:t>
-      </w:r>
-    </w:p>
-    <w:p>
-      <w:pPr>
-        <w:spacing w:after="60" w:line="360"/>
-        <w:ind w:firstLine="850"/>
-        <w:jc w:val="both"/>
-      </w:pPr>
-      <w:r>
-        <w:t xml:space="preserve">Por essa razão, a invocação da proteção à honra não dispensa a demonstração concreta do excesso atribuído a cada manifestação, mediante exame de seu conteúdo integral e de sua relação com o mandato.</w:t>
-      </w:r>
-    </w:p>
-    <w:p>
-      <w:pPr>
-        <w:spacing w:after="60" w:line="360"/>
-        <w:ind w:firstLine="850"/>
-        <w:jc w:val="both"/>
-      </w:pPr>
-      <w:r>
-        <w:t xml:space="preserve">A posterior conclusão de que determinado fato não configurou crime não torna retroativamente ilícito todo questionamento formulado quando a apuração ainda estava em andamento. Resultado investigativo posterior não se confunde com prova de que o parlamentar conhecia previamente a licitude do fato ou de que agiu dolosamente para divulgar informação que sabia ser falsa.</w:t>
-      </w:r>
-    </w:p>
-    <w:p>
-      <w:pPr>
-        <w:spacing w:after="60" w:line="360"/>
-        <w:ind w:firstLine="850"/>
-        <w:jc w:val="both"/>
-      </w:pPr>
-      <w:r>
-        <w:t xml:space="preserve">Portanto, o maior grau de tolerância exigido no debate político não significa autorização irrestrita para ofender, mas impede que críticas, indagações e cobranças relacionadas à gestão sejam convertidas em ilícitos civis apenas porque causaram desconforto ao gestor fiscalizado.</w:t>
-      </w:r>
-    </w:p>
-    <w:p>
-      <w:pPr>
-        <w:keepNext/>
-        <w:tabs>
-          <w:tab w:val="left" w:pos="700"/>
-        </w:tabs>
-        <w:spacing w:after="160" w:before="240" w:line="360"/>
-        <w:ind w:left="700" w:hanging="400"/>
-      </w:pPr>
-      <w:r>
-        <w:rPr>
-          <w:b/>
-          <w:bCs/>
-          <w:i/>
-          <w:iCs/>
-        </w:rPr>
-        <w:t xml:space="preserve">c.	</w:t>
-      </w:r>
-      <w:r>
-        <w:rPr>
-          <w:b/>
-          <w:bCs/>
-          <w:i/>
-          <w:iCs/>
-        </w:rPr>
-        <w:t xml:space="preserve">Da incidência da imunidade parlamentar material:</w:t>
-      </w:r>
-    </w:p>
-    <w:p>
-      <w:pPr>
-        <w:spacing w:after="60" w:line="360"/>
-        <w:ind w:firstLine="850"/>
-        <w:jc w:val="both"/>
-      </w:pPr>
-      <w:r>
-        <w:t xml:space="preserve">Nos termos do art. 29, VIII, da Constituição Federal, os vereadores são invioláveis por suas opiniões, palavras e votos no exercício do mandato e na circunscrição do Município.</w:t>
-      </w:r>
-    </w:p>
-    <w:p>
-      <w:pPr>
-        <w:spacing w:after="60" w:line="360"/>
-        <w:ind w:firstLine="850"/>
-        <w:jc w:val="both"/>
-      </w:pPr>
-      <w:r>
-        <w:t xml:space="preserve">No Tema 469 da repercussão geral (RE 600.063), o Supremo Tribunal Federal firmou a tese de que, </w:t>
-      </w:r>
-      <w:r>
-        <w:rPr>
-          <w:b/>
-          <w:bCs/>
-          <w:u w:val="single"/>
-          <w:shd w:fill="CFE2F3" w:color="auto" w:val="clear"/>
-        </w:rPr>
-        <w:t xml:space="preserve">“nos limites da circunscrição do Município e havendo pertinência com o exercício do mandato, os vereadores são imunes judicialmente por suas palavras, opiniões e votos”</w:t>
-      </w:r>
-      <w:r>
-        <w:t xml:space="preserve">. O precedente reconhece expressamente que a fiscalização dos demais Poderes e o debate político integram as atividades protegidas e que </w:t>
-      </w:r>
-      <w:r>
-        <w:rPr>
-          <w:b/>
-          <w:bCs/>
-          <w:u w:val="single"/>
-          <w:shd w:fill="CFE2F3" w:color="auto" w:val="clear"/>
-        </w:rPr>
-        <w:t xml:space="preserve">“as ofensas pessoais proferidas no âmbito da discussão política, respeitados os limites trazidos pela própria Constituição, não são passíveis de reprimenda judicial”</w:t>
-      </w:r>
-      <w:r>
-        <w:t xml:space="preserve">, cabendo eventual repreensão ao próprio Legislativo.</w:t>
-      </w:r>
-    </w:p>
-    <w:p>
-      <w:pPr>
-        <w:spacing w:after="60" w:line="360"/>
-        <w:ind w:firstLine="850"/>
-        <w:jc w:val="both"/>
-      </w:pPr>
-      <w:r>
-        <w:t xml:space="preserve">O caso julgado pelo STF no Tema 469, aliás, guarda notável semelhança com o presente: vereador que, em sessão da Câmara, afirmou que ex-vereador “apoiou a corrupção, a ladroeira, a sem-vergonhice”. Ainda assim, reconheceu-se a imunidade.</w:t>
-      </w:r>
-    </w:p>
-    <w:p>
-      <w:pPr>
-        <w:spacing w:after="60" w:line="360"/>
-        <w:ind w:firstLine="850"/>
-        <w:jc w:val="both"/>
-      </w:pPr>
-      <w:r>
-        <w:t xml:space="preserve">Na espécie, conforme demonstrado no quadro do item “a” da impugnação fática, </w:t>
-      </w:r>
-      <w:r>
-        <w:rPr>
-          <w:b/>
-          <w:bCs/>
-          <w:u w:val="single"/>
-          <w:shd w:fill="CFE2F3" w:color="auto" w:val="clear"/>
-        </w:rPr>
-        <w:t xml:space="preserve">a maior parte das falas impugnadas foi proferida na própria tribuna da Câmara Municipal</w:t>
-      </w:r>
-      <w:r>
-        <w:t xml:space="preserve">, em sessão legislativa, inclusive durante a leitura de requerimento de informações submetido ao Plenário. Em relação a tais manifestações, a pertinência com o mandato é manifesta, e a circunscrição municipal é indiscutível.</w:t>
-      </w:r>
-    </w:p>
-    <w:p>
-      <w:pPr>
-        <w:spacing w:after="60" w:line="360"/>
-        <w:ind w:firstLine="850"/>
-        <w:jc w:val="both"/>
-      </w:pPr>
-      <w:r>
-        <w:t xml:space="preserve">A divulgação posterior desses discursos nas redes sociais do parlamentar não afasta a garantia. Como registrado por este Juízo na decisão de ID 100909958, “a garantia constitucional da imunidade parlamentar material também estende seu manto protetor às entrevistas jornalísticas, à transmissão, para a imprensa, do conteúdo de pronunciamentos ou de relatórios produzidos nas Casas Legislativas [...] e às declarações feitas aos meios de comunicação social” (AI 401.600 AgR, Rel. Min. Celso de Mello).</w:t>
-      </w:r>
-    </w:p>
-    <w:p>
-      <w:pPr>
-        <w:spacing w:after="60" w:line="360"/>
-        <w:ind w:firstLine="850"/>
-        <w:jc w:val="both"/>
-      </w:pPr>
-      <w:r>
-        <w:t xml:space="preserve">No mesmo sentido, o STJ, no REsp 2.019.764/SP, aplicou essa orientação em ação indenizatória fundada em alegadas ofensas divulgadas, inclusive, por Facebook, WhatsApp, imprensa e outros meios, assentando que a publicação em rede social não afasta a imunidade quando o conteúdo se dirige à comunidade municipal e está relacionado a questões políticas e ao exercício do mandato.</w:t>
-      </w:r>
-    </w:p>
-    <w:p>
-      <w:pPr>
-        <w:spacing w:after="60" w:line="360"/>
-        <w:ind w:firstLine="850"/>
-        <w:jc w:val="both"/>
-      </w:pPr>
-      <w:r>
-        <w:t xml:space="preserve">A situação apresenta especial pertinência com o caso concreto: as manifestações do Réu foram dirigidas à população de Miguel Alves e versaram sobre Administração Municipal, dinheiro público, contratos, empenhos e condutas atribuídas a agentes ligados ao Poder Executivo. A rede social foi utilizada como meio de comunicação da atividade política e fiscalizatória, e não como espaço para discussão de desavença exclusivamente privada.</w:t>
-      </w:r>
-    </w:p>
-    <w:p>
-      <w:pPr>
-        <w:spacing w:after="60" w:line="360"/>
-        <w:ind w:firstLine="850"/>
-        <w:jc w:val="both"/>
-      </w:pPr>
-      <w:r>
-        <w:t xml:space="preserve">A inicial também não pode afastar integralmente a imunidade sob o argumento genérico de que familiares foram mencionados. A simples menção a familiar não elimina automaticamente o nexo funcional de toda a manifestação. Somente referências efetivamente autônomas, destituídas de qualquer conexão com o exercício do mandato, poderiam ser examinadas fora da imunidade, o que exige individualização e prova, não uma conclusão generalizante. E, em qualquer caso, eventual ofensa a terceiros não pode ser reparada em favor do Autor (art. 18 do CPC).</w:t>
-      </w:r>
-    </w:p>
-    <w:p>
-      <w:pPr>
-        <w:spacing w:after="60" w:line="360"/>
-        <w:ind w:firstLine="850"/>
-        <w:jc w:val="both"/>
-      </w:pPr>
-      <w:r>
-        <w:t xml:space="preserve">O precedente do TJAL invocado pelo Autor tampouco autoriza afastamento automático da garantia. A própria formulação reproduzida na inicial reconhece que a imunidade deixa de incidir quando as imputações forem desprovidas de interesse público e extrapolarem o exercício do mandato. É exatamente essa ausência de pertinência que o Autor deveria demonstrar concretamente, mas não o faz.</w:t>
-      </w:r>
-    </w:p>
-    <w:p>
-      <w:pPr>
-        <w:spacing w:after="60" w:line="360"/>
-        <w:ind w:firstLine="850"/>
-        <w:jc w:val="both"/>
-      </w:pPr>
-      <w:r>
-        <w:t xml:space="preserve">Ademais, o Juízo já indeferiu a tutela destinada à imediata remoção dos conteúdos, registrando que, em cognição sumária, os arquivos não evidenciavam extrapolação dos limites do discurso parlamentar e que a retirada antecipada atingiria o núcleo da atividade fiscalizatória e da liberdade de expressão política. Embora não constitua julgamento definitivo, a decisão confirma que a ilicitude sustentada pelo Autor não é manifesta.</w:t>
-      </w:r>
-    </w:p>
-    <w:p>
-      <w:pPr>
-        <w:keepNext/>
-        <w:tabs>
-          <w:tab w:val="left" w:pos="700"/>
-        </w:tabs>
-        <w:spacing w:after="160" w:before="240" w:line="360"/>
-        <w:ind w:left="700" w:hanging="400"/>
-      </w:pPr>
-      <w:r>
-        <w:rPr>
-          <w:b/>
-          <w:bCs/>
-          <w:i/>
-          <w:iCs/>
-        </w:rPr>
-        <w:t xml:space="preserve">d.	</w:t>
-      </w:r>
-      <w:r>
-        <w:rPr>
-          <w:b/>
-          <w:bCs/>
-          <w:i/>
-          <w:iCs/>
-        </w:rPr>
-        <w:t xml:space="preserve">Do alcance limitado do arquivamento do inquérito e da impossibilidade de seu uso retroativo:</w:t>
-      </w:r>
-    </w:p>
-    <w:p>
-      <w:pPr>
-        <w:spacing w:after="60" w:line="360"/>
-        <w:ind w:firstLine="850"/>
-        <w:jc w:val="both"/>
-      </w:pPr>
-      <w:r>
-        <w:t xml:space="preserve">O arquivamento do Inquérito Policial nº 0816146-68.2026.8.18.0140 deve ser reconhecido e corretamente delimitado. A decisão registra que a investigação e os documentos apresentados comprovaram a origem lícita dos R$ 147.300,00 apreendidos, fundamentando o arquivamento e a restituição do numerário.</w:t>
-      </w:r>
-    </w:p>
-    <w:p>
-      <w:pPr>
-        <w:spacing w:after="60" w:line="360"/>
-        <w:ind w:firstLine="850"/>
-        <w:jc w:val="both"/>
-      </w:pPr>
-      <w:r>
-        <w:t xml:space="preserve">Essa conclusão possui objeto determinado e não comprova que o Réu conhecia a origem dos valores quando se manifestou, anteriormente ao encerramento da investigação. Tampouco constitui declaração geral de regularidade dos empenhos, contratos, aluguéis e demais despesas municipais questionados nos pronunciamentos.</w:t>
-      </w:r>
-    </w:p>
-    <w:p>
-      <w:pPr>
-        <w:spacing w:after="60" w:line="360"/>
-        <w:ind w:firstLine="850"/>
-        <w:jc w:val="both"/>
-      </w:pPr>
-      <w:r>
-        <w:t xml:space="preserve">Segundo a própria cronologia apresentada, as manifestações ocorreram entre fevereiro e maio de 2026, enquanto o arquivamento foi decidido somente em 24 de junho de 2026. No momento das falas, existiam: apreensão efetiva de elevada quantia em espécie; investigação policial em curso; repercussão pública do acontecimento; ausência de conclusão oficial sobre a origem dos valores </w:t>
-      </w:r>
-      <w:r>
-        <w:rPr>
-          <w:b/>
-          <w:bCs/>
-          <w:shd w:fill="FFF200" w:color="auto" w:val="clear"/>
-        </w:rPr>
-        <w:t xml:space="preserve">[Doc. 08 – notícias e registros da apreensão]</w:t>
-      </w:r>
-      <w:r>
-        <w:t xml:space="preserve">.</w:t>
-      </w:r>
-    </w:p>
-    <w:p>
-      <w:pPr>
-        <w:spacing w:after="60" w:line="360"/>
-        <w:ind w:firstLine="850"/>
-        <w:jc w:val="both"/>
-      </w:pPr>
-      <w:r>
-        <w:t xml:space="preserve">Era, portanto, legítimo formular questionamentos e cobrar esclarecimentos. Não se pode exigir do vereador que antecipasse o resultado da investigação, sob pena de inviabilizar qualquer fiscalização sobre fatos ainda sujeitos à apuração.</w:t>
-      </w:r>
-    </w:p>
-    <w:p>
-      <w:pPr>
-        <w:spacing w:after="60" w:line="360"/>
-        <w:ind w:firstLine="850"/>
-        <w:jc w:val="both"/>
-      </w:pPr>
-      <w:r>
-        <w:t xml:space="preserve">Também não procede a alegação de “prova oficial da falsidade”. O arquivamento demonstra que a investigação não encontrou suporte para a persecução criminal e reconheceu a documentação relativa à origem da quantia. Não demonstra, porém, que: a apreensão não ocorreu; inexistia investigação quando as falas foram realizadas; o Réu conhecia antecipadamente os documentos posteriormente apresentados; todas as demais questões levantadas eram falsas; ou o Réu agiu com dolo de caluniar.</w:t>
-      </w:r>
-    </w:p>
-    <w:p>
-      <w:pPr>
-        <w:spacing w:after="60" w:line="360"/>
-        <w:ind w:firstLine="850"/>
-        <w:jc w:val="both"/>
-      </w:pPr>
-      <w:r>
-        <w:t xml:space="preserve">Por consequência, também não cabe invocar dano moral in re ipsa antes de demonstrada a própria ilicitude. A presunção de dano eventualmente relacionada a crimes contra a honra não dispensa a comprovação da conduta ilícita, do nexo, da autoria, do conteúdo integral e da inexistência de imunidade parlamentar. Sem ato ilícito, não há dano indenizável presumido.</w:t>
-      </w:r>
-    </w:p>
-    <w:p>
-      <w:pPr>
-        <w:keepNext/>
-        <w:tabs>
-          <w:tab w:val="left" w:pos="700"/>
-        </w:tabs>
-        <w:spacing w:after="160" w:before="240" w:line="360"/>
-        <w:ind w:left="700" w:hanging="400"/>
-      </w:pPr>
-      <w:r>
-        <w:rPr>
-          <w:b/>
-          <w:bCs/>
-          <w:i/>
-          <w:iCs/>
-        </w:rPr>
-        <w:t xml:space="preserve">e.	</w:t>
-      </w:r>
-      <w:r>
-        <w:rPr>
-          <w:b/>
-          <w:bCs/>
-          <w:i/>
-          <w:iCs/>
-        </w:rPr>
-        <w:t xml:space="preserve">Da vedação à censura prévia e da improcedência do pedido de remoção e de abstenção:</w:t>
-      </w:r>
-    </w:p>
-    <w:p>
-      <w:pPr>
-        <w:spacing w:after="60" w:line="360"/>
-        <w:ind w:firstLine="850"/>
-        <w:jc w:val="both"/>
-      </w:pPr>
-      <w:r>
-        <w:t xml:space="preserve">O pedido de remoção dos conteúdos e de abstenção de “novas manifestações [...] por qualquer meio” não pode ser acolhido.</w:t>
-      </w:r>
-    </w:p>
-    <w:p>
-      <w:pPr>
-        <w:spacing w:after="60" w:line="360"/>
-        <w:ind w:firstLine="850"/>
-        <w:jc w:val="both"/>
-      </w:pPr>
-      <w:r>
-        <w:t xml:space="preserve">Quanto à remoção, sendo os vídeos, em sua maioria, reprodução de discursos proferidos na tribuna da Câmara, a ordem de retirada atingiria diretamente o registro público da atividade parlamentar, o que este Juízo já reconheceu configurar “restrição que atinge o cerne da atividade parlamentar e da liberdade de expressão política”, com dano “de natureza institucional, afetando a relação de representação entre o requerido e seu eleitorado”. Além disso, eventual ordem de indisponibilização exige identificação clara e específica de cada conteúdo (art. 19, § 1º, da Lei nº 12.965/2014), o que a inicial não faz em relação ao “Vídeo 07”, sem data e sem captura.</w:t>
-      </w:r>
-    </w:p>
-    <w:p>
-      <w:pPr>
-        <w:spacing w:after="60" w:line="360"/>
-        <w:ind w:firstLine="850"/>
-        <w:jc w:val="both"/>
-      </w:pPr>
-      <w:r>
-        <w:t xml:space="preserve">Quanto à abstenção futura, a ordem pretendida, por ser genérica e indeterminada, implicaria controle prévio do conteúdo de manifestações ainda inexistentes de um parlamentar no exercício do mandato, em afronta aos arts. 5º, IV e IX, 29, VIII, e 220, §§ 1º e 2º, da Constituição Federal e à orientação firmada pelo Supremo Tribunal Federal na ADPF 130. O ordenamento já prevê a responsabilização a posteriori por eventual abuso, não havendo espaço para a imposição antecipada de multa sobre o conteúdo de discursos futuros.</w:t>
-      </w:r>
-    </w:p>
-    <w:p>
-      <w:pPr>
-        <w:keepNext/>
-        <w:tabs>
-          <w:tab w:val="left" w:pos="700"/>
-        </w:tabs>
-        <w:spacing w:after="160" w:before="240" w:line="360"/>
-        <w:ind w:left="700" w:hanging="400"/>
-      </w:pPr>
-      <w:r>
-        <w:rPr>
-          <w:b/>
-          <w:bCs/>
-          <w:i/>
-          <w:iCs/>
-        </w:rPr>
-        <w:t xml:space="preserve">f.	</w:t>
-      </w:r>
-      <w:r>
-        <w:rPr>
-          <w:b/>
-          <w:bCs/>
-          <w:i/>
-          <w:iCs/>
-        </w:rPr>
-        <w:t xml:space="preserve">Da inexistência do dever de indenizar e da impugnação ao valor pretendido:</w:t>
-      </w:r>
-    </w:p>
-    <w:p>
-      <w:pPr>
-        <w:spacing w:after="60" w:line="360"/>
-        <w:ind w:firstLine="850"/>
-        <w:jc w:val="both"/>
-      </w:pPr>
-      <w:r>
-        <w:t xml:space="preserve">O método bifásico de quantificação do dano moral somente se aplica depois de reconhecido o dever de indenizar. Ele não serve para suprir a ausência de ato ilícito, afastar a imunidade parlamentar ou presumir a responsabilidade civil.</w:t>
-      </w:r>
-    </w:p>
-    <w:p>
-      <w:pPr>
-        <w:spacing w:after="60" w:line="360"/>
-        <w:ind w:firstLine="850"/>
-        <w:jc w:val="both"/>
-      </w:pPr>
-      <w:r>
-        <w:t xml:space="preserve">No presente caso, faltam os pressupostos antecedentes indispensáveis:</w:t>
-      </w:r>
-    </w:p>
-    <w:p>
-      <w:pPr>
-        <w:pBdr>
-          <w:top w:val="single" w:color="9AA0A6" w:sz="4" w:space="6"/>
-        </w:pBdr>
-        <w:spacing w:after="0" w:before="160" w:line="240"/>
-        <w:ind w:left="2270" w:right="570"/>
-        <w:jc w:val="both"/>
-      </w:pPr>
-      <w:r>
-        <w:rPr>
-          <w:i w:val="false"/>
-          <w:iCs w:val="false"/>
-          <w:sz w:val="18"/>
-          <w:szCs w:val="18"/>
-        </w:rPr>
-        <w:t xml:space="preserve">1.  não foi demonstrado que as manifestações, consideradas integralmente, constituíram afirmações criminosas categóricas;</w:t>
-      </w:r>
-    </w:p>
-    <w:p>
-      <w:pPr>
-        <w:spacing w:after="0" w:before="0" w:line="240"/>
-        <w:ind w:left="2270" w:right="570"/>
-        <w:jc w:val="both"/>
-      </w:pPr>
-      <w:r>
-        <w:rPr>
-          <w:i w:val="false"/>
-          <w:iCs w:val="false"/>
-          <w:sz w:val="18"/>
-          <w:szCs w:val="18"/>
-        </w:rPr>
-        <w:t xml:space="preserve">2.  a maior parte das falas foi proferida na tribuna da Câmara Municipal, em sessão legislativa;</w:t>
-      </w:r>
-    </w:p>
-    <w:p>
-      <w:pPr>
-        <w:spacing w:after="0" w:before="0" w:line="240"/>
-        <w:ind w:left="2270" w:right="570"/>
-        <w:jc w:val="both"/>
-      </w:pPr>
-      <w:r>
-        <w:rPr>
-          <w:i w:val="false"/>
-          <w:iCs w:val="false"/>
-          <w:sz w:val="18"/>
-          <w:szCs w:val="18"/>
-        </w:rPr>
-        <w:t xml:space="preserve">3.  os temas discutidos guardam pertinência com a fiscalização municipal;</w:t>
-      </w:r>
-    </w:p>
-    <w:p>
-      <w:pPr>
-        <w:spacing w:after="0" w:before="0" w:line="240"/>
-        <w:ind w:left="2270" w:right="570"/>
-        <w:jc w:val="both"/>
-      </w:pPr>
-      <w:r>
-        <w:rPr>
-          <w:i w:val="false"/>
-          <w:iCs w:val="false"/>
-          <w:sz w:val="18"/>
-          <w:szCs w:val="18"/>
-        </w:rPr>
-        <w:t xml:space="preserve">4.  existia base factual objetiva e contemporânea para os questionamentos;</w:t>
-      </w:r>
-    </w:p>
-    <w:p>
-      <w:pPr>
-        <w:spacing w:after="0" w:before="0" w:line="240"/>
-        <w:ind w:left="2270" w:right="570"/>
-        <w:jc w:val="both"/>
-      </w:pPr>
-      <w:r>
-        <w:rPr>
-          <w:i w:val="false"/>
-          <w:iCs w:val="false"/>
-          <w:sz w:val="18"/>
-          <w:szCs w:val="18"/>
-        </w:rPr>
-        <w:t xml:space="preserve">5.  o arquivamento do inquérito ocorreu posteriormente às falas;</w:t>
-      </w:r>
-    </w:p>
-    <w:p>
-      <w:pPr>
-        <w:spacing w:after="0" w:before="0" w:line="240"/>
-        <w:ind w:left="2270" w:right="570"/>
-        <w:jc w:val="both"/>
-      </w:pPr>
-      <w:r>
-        <w:rPr>
-          <w:i w:val="false"/>
-          <w:iCs w:val="false"/>
-          <w:sz w:val="18"/>
-          <w:szCs w:val="18"/>
-        </w:rPr>
-        <w:t xml:space="preserve">6.  não há demonstração de que o Réu conhecesse previamente a origem lícita dos valores;</w:t>
-      </w:r>
-    </w:p>
-    <w:p>
-      <w:pPr>
-        <w:spacing w:after="0" w:before="0" w:line="240"/>
-        <w:ind w:left="2270" w:right="570"/>
-        <w:jc w:val="both"/>
-      </w:pPr>
-      <w:r>
-        <w:rPr>
-          <w:i w:val="false"/>
-          <w:iCs w:val="false"/>
-          <w:sz w:val="18"/>
-          <w:szCs w:val="18"/>
-        </w:rPr>
-        <w:t xml:space="preserve">7.  a divulgação em rede social não afasta, por si só, a imunidade material;</w:t>
-      </w:r>
-    </w:p>
-    <w:p>
-      <w:pPr>
-        <w:pBdr>
-          <w:bottom w:val="single" w:color="9AA0A6" w:sz="4" w:space="6"/>
-        </w:pBdr>
-        <w:spacing w:after="200" w:before="0" w:line="240"/>
-        <w:ind w:left="2270" w:right="570"/>
-        <w:jc w:val="both"/>
-      </w:pPr>
-      <w:r>
-        <w:rPr>
-          <w:i w:val="false"/>
-          <w:iCs w:val="false"/>
-          <w:sz w:val="18"/>
-          <w:szCs w:val="18"/>
-        </w:rPr>
-        <w:t xml:space="preserve">8.  as alegadas lesões próprias de familiares não podem ser indenizadas em favor do Autor.</w:t>
-      </w:r>
-    </w:p>
-    <w:p>
-      <w:pPr>
-        <w:spacing w:after="60" w:line="360"/>
-        <w:ind w:firstLine="850"/>
-        <w:jc w:val="both"/>
-      </w:pPr>
-      <w:r>
-        <w:t xml:space="preserve">A inicial qualifica como “dolo intenso e confessado” a passagem na qual o Réu afirmou que poderia estar cometendo injúria. Entretanto, a expressão deve ser interpretada dentro da sequência integral do discurso. Isoladamente, ela não representa confissão de falsidade ou intenção de ofender, podendo, ao contrário, revelar cautela do orador diante de fatos ainda não esclarecidos e consciência da necessidade de apuração.</w:t>
-      </w:r>
-    </w:p>
-    <w:p>
-      <w:pPr>
-        <w:spacing w:after="60" w:line="360"/>
-        <w:ind w:firstLine="850"/>
-        <w:jc w:val="both"/>
-      </w:pPr>
-      <w:r>
-        <w:t xml:space="preserve">Igualmente não se pode presumir a repercussão danosa apenas pelo fato de os vídeos terem sido publicados na internet. Alcance potencial não se confunde com alcance efetivo, e a inicial não demonstra, de forma individualizada, a correspondência entre cada arquivo, link, data, publicação, trecho transcrito e repercussão alegada.</w:t>
-      </w:r>
-    </w:p>
-    <w:p>
-      <w:pPr>
-        <w:spacing w:after="60" w:line="360"/>
-        <w:ind w:firstLine="850"/>
-        <w:jc w:val="both"/>
-      </w:pPr>
-      <w:r>
-        <w:t xml:space="preserve">O montante de R$ 60.000,00 foi construído a partir de qualificações unilaterais (“gravíssimas”, “dolo intenso”, “absoluta temeridade” e “quase inédita”) sem demonstração concreta da extensão do dano. A condição de Chefe do Executivo não autoriza elevar automaticamente a indenização; ao contrário, evidencia a sujeição do Autor a controle político e escrutínio público mais rigorosos.</w:t>
-      </w:r>
-    </w:p>
-    <w:p>
-      <w:pPr>
-        <w:spacing w:after="60" w:line="360"/>
-        <w:ind w:firstLine="850"/>
-        <w:jc w:val="both"/>
-      </w:pPr>
-      <w:r>
-        <w:t xml:space="preserve">Assim, o pedido indenizatório deve ser integralmente rejeitado. Apenas subsidiariamente, caso se reconheça algum excesso específico, eventual reparação deverá restringir-se à manifestação individualizada considerada ilícita e não protegida pela imunidade, sem generalização para todos os vídeos, observando-se proporcionalidade, extensão efetivamente comprovada do dano, contexto político, ausência de condenação anterior e vedação ao enriquecimento sem causa (art. 944, parágrafo único, do Código Civil), com fixação em patamar módico.</w:t>
-      </w:r>
-    </w:p>
-    <w:p>
-      <w:pPr>
-        <w:keepNext/>
-        <w:tabs>
-          <w:tab w:val="left" w:pos="700"/>
-        </w:tabs>
-        <w:spacing w:after="160" w:before="240" w:line="360"/>
-        <w:ind w:left="700" w:hanging="400"/>
-      </w:pPr>
-      <w:r>
-        <w:rPr>
-          <w:b/>
-          <w:bCs/>
-          <w:i/>
-          <w:iCs/>
-        </w:rPr>
-        <w:t xml:space="preserve">g.	</w:t>
-      </w:r>
-      <w:r>
-        <w:rPr>
-          <w:b/>
-          <w:bCs/>
-          <w:i/>
-          <w:iCs/>
-        </w:rPr>
-        <w:t xml:space="preserve">Da impossibilidade de retratação compulsória nos termos formulados:</w:t>
-      </w:r>
-    </w:p>
-    <w:p>
-      <w:pPr>
-        <w:spacing w:after="60" w:line="360"/>
-        <w:ind w:firstLine="850"/>
-        <w:jc w:val="both"/>
-      </w:pPr>
-      <w:r>
-        <w:t xml:space="preserve">A retratação pretendida não constitui consequência automática do art. 944 do Código Civil nem do direito de resposta previsto no art. 5º, V, da Constituição Federal.</w:t>
-      </w:r>
-    </w:p>
-    <w:p>
-      <w:pPr>
-        <w:spacing w:after="60" w:line="360"/>
-        <w:ind w:firstLine="850"/>
-        <w:jc w:val="both"/>
-      </w:pPr>
-      <w:r>
-        <w:t xml:space="preserve">O pedido obriga o Réu a reconhecer genericamente a “inveracidade das imputações” e a “licitude dos valores”, sem distinguir: quais falas seriam efetivamente falsas; quais constituíram perguntas ou hipóteses; quais estavam relacionadas ao numerário; quais versavam sobre empenhos, contratos e despesas diferentes; e quais manifestações estariam protegidas pela imunidade parlamentar.</w:t>
-      </w:r>
-    </w:p>
-    <w:p>
-      <w:pPr>
-        <w:spacing w:after="60" w:line="360"/>
-        <w:ind w:firstLine="850"/>
-        <w:jc w:val="both"/>
-      </w:pPr>
-      <w:r>
-        <w:t xml:space="preserve">Não se pode compelir o Réu a confessar falsidade de todo o conteúdo quando o arquivamento se limitou à origem do numerário investigado. A providência produziria declaração muito mais ampla do que a própria conclusão alcançada no inquérito.</w:t>
-      </w:r>
-    </w:p>
-    <w:p>
-      <w:pPr>
-        <w:spacing w:after="60" w:line="360"/>
-        <w:ind w:firstLine="850"/>
-        <w:jc w:val="both"/>
-      </w:pPr>
-      <w:r>
-        <w:t xml:space="preserve">A imposição de publicação por período equivalente ao tempo em que os vídeos permaneceram disponíveis também se mostra indeterminada e desproporcional, pois a inicial não delimita com segurança o período de cada postagem nem demonstra que todas permaneceram acessíveis pelo mesmo tempo.</w:t>
-      </w:r>
-    </w:p>
-    <w:p>
-      <w:pPr>
-        <w:spacing w:after="60" w:line="360"/>
-        <w:ind w:firstLine="850"/>
-        <w:jc w:val="both"/>
-      </w:pPr>
-      <w:r>
-        <w:t xml:space="preserve">Além disso, a retratação compulsória pressupõe reconhecimento judicial definitivo da ilicitude, o que não ocorreu. Ao contrário, a tutela de remoção foi indeferida diante da ausência de demonstração suficiente do excesso e do risco de restrição indevida à atividade parlamentar.</w:t>
-      </w:r>
-    </w:p>
-    <w:p>
-      <w:pPr>
-        <w:spacing w:after="60" w:line="360"/>
-        <w:ind w:firstLine="850"/>
-        <w:jc w:val="both"/>
-      </w:pPr>
-      <w:r>
-        <w:t xml:space="preserve">Consequentemente, a improcedência do pedido indenizatório conduz igualmente à rejeição da retratação. Subsidiariamente, qualquer providência dessa natureza somente poderia alcançar conteúdo precisamente individualizado e definitivamente reconhecido como ilícito, limitando-se à divulgação do resultado do arquivamento do inquérito quanto ao numerário apreendido, jamais impor reconhecimento genérico de falsidade ou proibição ampla de crítica política futura.</w:t>
-      </w:r>
-    </w:p>
-    <w:p>
-      <w:pPr>
-        <w:shd w:fill="123BB8" w:color="auto" w:val="clear"/>
+        <w:t xml:space="preserve">	Dos pedidos.</w:t>
+      </w:r>
+    </w:p>
+    <w:p>
+      <w:pPr>
+        <w:spacing w:after="60" w:line="360"/>
+        <w:ind w:firstLine="850"/>
+        <w:jc w:val="both"/>
+      </w:pPr>
+      <w:r>
+        <w:t xml:space="preserve">Ante o exposto, requer a Vossa Excelência:</w:t>
+      </w:r>
+    </w:p>
+    <w:p>
+      <w:pPr>
         <w:tabs>
           <w:tab w:val="left" w:pos="1000"/>
         </w:tabs>
-        <w:spacing w:after="240" w:before="360" w:line="360"/>
-        <w:ind w:left="0"/>
-      </w:pPr>
-      <w:r>
-        <w:rPr>
-          <w:b/>
-          <w:bCs/>
-          <w:i/>
-          <w:iCs/>
-          <w:color w:val="FFFFFF"/>
-        </w:rPr>
-        <w:t xml:space="preserve">	Dos pedidos.</w:t>
-      </w:r>
-    </w:p>
-    <w:p>
-      <w:pPr>
-        <w:spacing w:after="60" w:line="360"/>
-        <w:ind w:firstLine="850"/>
-        <w:jc w:val="both"/>
-      </w:pPr>
-      <w:r>
-        <w:t xml:space="preserve">Ante o exposto, requer a Vossa Excelência:</w:t>
+        <w:spacing w:after="60" w:line="360"/>
+        <w:ind w:left="1000" w:hanging="400"/>
+        <w:jc w:val="both"/>
+      </w:pPr>
+      <w:r>
+        <w:t xml:space="preserve">A.	</w:t>
+      </w:r>
+      <w:r>
+        <w:t xml:space="preserve">o reconhecimento da </w:t>
+      </w:r>
+      <w:r>
+        <w:rPr>
+          <w:b/>
+          <w:bCs/>
+          <w:u w:val="single"/>
+          <w:shd w:fill="CFE2F3" w:color="auto" w:val="clear"/>
+        </w:rPr>
+        <w:t xml:space="preserve">tempestividade</w:t>
+      </w:r>
+      <w:r>
+        <w:t xml:space="preserve"> da presente contestação, nos termos da decisão de ID 100909958 e do art. 231, I, do CPC, ou, subsidiariamente, o reconhecimento de justa causa (art. 223 do CPC);</w:t>
       </w:r>
     </w:p>
     <w:p>
@@ -3911,7 +3114,7 @@
         <w:jc w:val="both"/>
       </w:pPr>
       <w:r>
-        <w:t xml:space="preserve">A.	</w:t>
+        <w:t xml:space="preserve">B.	</w:t>
       </w:r>
       <w:r>
         <w:t xml:space="preserve">o reconhecimento da </w:t>
@@ -3923,10 +3126,10 @@
           <w:u w:val="single"/>
           <w:shd w:fill="CFE2F3" w:color="auto" w:val="clear"/>
         </w:rPr>
-        <w:t xml:space="preserve">tempestividade</w:t>
-      </w:r>
-      <w:r>
-        <w:t xml:space="preserve"> da presente contestação, nos termos da decisão de ID 100909958 e do art. 231, I, do CPC, ou, subsidiariamente, o reconhecimento de justa causa (art. 223 do CPC);</w:t>
+        <w:t xml:space="preserve">ilegitimidade ativa</w:t>
+      </w:r>
+      <w:r>
+        <w:t xml:space="preserve"> do Autor quanto às pretensões fundadas em alegada ofensa a familiares e terceiros, com extinção do feito sem resolução do mérito nessa parte (art. 485, VI, do CPC);</w:t>
       </w:r>
     </w:p>
     <w:p>
@@ -3939,22 +3142,10 @@
         <w:jc w:val="both"/>
       </w:pPr>
       <w:r>
-        <w:t xml:space="preserve">B.	</w:t>
-      </w:r>
-      <w:r>
-        <w:t xml:space="preserve">o reconhecimento da </w:t>
-      </w:r>
-      <w:r>
-        <w:rPr>
-          <w:b/>
-          <w:bCs/>
-          <w:u w:val="single"/>
-          <w:shd w:fill="CFE2F3" w:color="auto" w:val="clear"/>
-        </w:rPr>
-        <w:t xml:space="preserve">ilegitimidade ativa</w:t>
-      </w:r>
-      <w:r>
-        <w:t xml:space="preserve"> do Autor quanto às pretensões fundadas em alegada ofensa a familiares e terceiros, com extinção do feito sem resolução do mérito nessa parte (art. 485, VI, do CPC);</w:t>
+        <w:t xml:space="preserve">C.	</w:t>
+      </w:r>
+      <w:r>
+        <w:t xml:space="preserve">o indeferimento da inicial quanto ao pedido genérico de abstenção de “novas manifestações [...] por qualquer meio” (art. 330, § 1º, II, do CPC) ou, subsidiariamente, sua rejeição no mérito;</w:t>
       </w:r>
     </w:p>
     <w:p>
@@ -3967,10 +3158,22 @@
         <w:jc w:val="both"/>
       </w:pPr>
       <w:r>
-        <w:t xml:space="preserve">C.	</w:t>
-      </w:r>
-      <w:r>
-        <w:t xml:space="preserve">o indeferimento da inicial quanto ao pedido genérico de abstenção de “novas manifestações [...] por qualquer meio” (art. 330, § 1º, II, do CPC) ou, subsidiariamente, sua rejeição no mérito;</w:t>
+        <w:t xml:space="preserve">D.	</w:t>
+      </w:r>
+      <w:r>
+        <w:t xml:space="preserve">a designação de </w:t>
+      </w:r>
+      <w:r>
+        <w:rPr>
+          <w:b/>
+          <w:bCs/>
+          <w:u w:val="single"/>
+          <w:shd w:fill="CFE2F3" w:color="auto" w:val="clear"/>
+        </w:rPr>
+        <w:t xml:space="preserve">audiência de conciliação</w:t>
+      </w:r>
+      <w:r>
+        <w:t xml:space="preserve">, nos termos dos arts. 21 e 22 da Lei nº 9.099/1995;</w:t>
       </w:r>
     </w:p>
     <w:p>
@@ -3983,10 +3186,10 @@
         <w:jc w:val="both"/>
       </w:pPr>
       <w:r>
-        <w:t xml:space="preserve">D.	</w:t>
-      </w:r>
-      <w:r>
-        <w:t xml:space="preserve">a designação de </w:t>
+        <w:t xml:space="preserve">E.	</w:t>
+      </w:r>
+      <w:r>
+        <w:t xml:space="preserve">no mérito, a </w:t>
       </w:r>
       <w:r>
         <w:rPr>
@@ -3995,10 +3198,10 @@
           <w:u w:val="single"/>
           <w:shd w:fill="CFE2F3" w:color="auto" w:val="clear"/>
         </w:rPr>
-        <w:t xml:space="preserve">audiência de conciliação</w:t>
-      </w:r>
-      <w:r>
-        <w:t xml:space="preserve">, nos termos dos arts. 21 e 22 da Lei nº 9.099/1995;</w:t>
+        <w:t xml:space="preserve">total improcedência</w:t>
+      </w:r>
+      <w:r>
+        <w:t xml:space="preserve"> dos pedidos de remoção de conteúdo, abstenção, retratação e indenização por danos morais, diante da incidência da imunidade parlamentar material (art. 29, VIII, da CF) e da inexistência de ato ilícito;</w:t>
       </w:r>
     </w:p>
     <w:p>
@@ -4011,38 +3214,10 @@
         <w:jc w:val="both"/>
       </w:pPr>
       <w:r>
-        <w:t xml:space="preserve">E.	</w:t>
-      </w:r>
-      <w:r>
-        <w:t xml:space="preserve">no mérito, o reconhecimento da </w:t>
-      </w:r>
-      <w:r>
-        <w:rPr>
-          <w:b/>
-          <w:bCs/>
-          <w:u w:val="single"/>
-          <w:shd w:fill="CFE2F3" w:color="auto" w:val="clear"/>
-        </w:rPr>
-        <w:t xml:space="preserve">total improcedência</w:t>
-      </w:r>
-      <w:r>
-        <w:t xml:space="preserve"> dos pedidos de remoção de conteúdo, abstenção, retratação e indenização por danos morais, diante da incidência da imunidade parlamentar material (art. 29, VIII, da CF) e da inexistência de ato ilícito;</w:t>
-      </w:r>
-    </w:p>
-    <w:p>
-      <w:pPr>
-        <w:tabs>
-          <w:tab w:val="left" w:pos="1000"/>
-        </w:tabs>
-        <w:spacing w:after="60" w:line="360"/>
-        <w:ind w:left="1000" w:hanging="400"/>
-        <w:jc w:val="both"/>
-      </w:pPr>
-      <w:r>
         <w:t xml:space="preserve">F.	</w:t>
       </w:r>
       <w:r>
-        <w:t xml:space="preserve">subsidiariamente, caso se reconheça excesso em manifestação específica: (i) a limitação de eventual condenação à manifestação individualizada considerada ilícita e não abrangida pela imunidade; (ii) a fixação de indenização em patamar módico, observada a vedação ao enriquecimento sem causa; e (iii) a limitação de eventual retratação ao conteúdo individualizado, sem reconhecimento genérico de falsidade;</w:t>
+        <w:t xml:space="preserve">subsidiariamente, caso se reconheça excesso em manifestação específica: (i) a limitação de eventual condenação à manifestação individualizada considerada ilícita e não abrangida pela imunidade; (ii) a fixação de indenização em patamar módico; e (iii) a limitação de eventual retratação ao conteúdo individualizado, sem reconhecimento genérico de falsidade;</w:t>
       </w:r>
     </w:p>
     <w:p>
